--- a/black-friday-robson-cardenas/Estrategia-Black-Friday-v3-DETALHADA.docx
+++ b/black-friday-robson-cardenas/Estrategia-Black-Friday-v3-DETALHADA.docx
@@ -237,8 +237,17 @@
           <w:sz w:val="20"/>
           <w:szCs w:val="20"/>
         </w:rPr>
-        <w:t xml:space="preserve">o order bump virou o </w:t>
-      </w:r>
+        <w:t xml:space="preserve">o PHI saiu do order bump ·</w:t>
+      </w:r>
+    </w:p>
+    <w:p>
+      <w:pPr>
+        <w:pBdr>
+          <w:left w:val="single" w:color="7B2233" w:sz="12" w:space="12"/>
+        </w:pBdr>
+        <w:spacing w:after="0" w:before="0"/>
+        <w:ind w:left="360"/>
+      </w:pPr>
       <w:r>
         <w:rPr>
           <w:b/>
@@ -249,7 +258,7 @@
           <w:sz w:val="20"/>
           <w:szCs w:val="20"/>
         </w:rPr>
-        <w:t xml:space="preserve">Grupo VIP</w:t>
+        <w:t xml:space="preserve">trilha de 8 semanas e comunidade saíram</w:t>
       </w:r>
       <w:r>
         <w:rPr>
@@ -259,7 +268,29 @@
           <w:sz w:val="20"/>
           <w:szCs w:val="20"/>
         </w:rPr>
-        <w:t xml:space="preserve"> (item leve, não o PHI de R$ 1.000) ·</w:t>
+        <w:t xml:space="preserve"> · dos 5 PDFs sobrou </w:t>
+      </w:r>
+      <w:r>
+        <w:rPr>
+          <w:b/>
+          <w:bCs/>
+          <w:i/>
+          <w:iCs/>
+          <w:color w:val="5F5754"/>
+          <w:sz w:val="20"/>
+          <w:szCs w:val="20"/>
+        </w:rPr>
+        <w:t xml:space="preserve">1</w:t>
+      </w:r>
+      <w:r>
+        <w:rPr>
+          <w:i/>
+          <w:iCs/>
+          <w:color w:val="5F5754"/>
+          <w:sz w:val="20"/>
+          <w:szCs w:val="20"/>
+        </w:rPr>
+        <w:t xml:space="preserve"> ·</w:t>
       </w:r>
     </w:p>
     <w:p>
@@ -272,6 +303,16 @@
       </w:pPr>
       <w:r>
         <w:rPr>
+          <w:i/>
+          <w:iCs/>
+          <w:color w:val="5F5754"/>
+          <w:sz w:val="20"/>
+          <w:szCs w:val="20"/>
+        </w:rPr>
+        <w:t xml:space="preserve">bônus de encontro individual e kit físico </w:t>
+      </w:r>
+      <w:r>
+        <w:rPr>
           <w:b/>
           <w:bCs/>
           <w:i/>
@@ -280,7 +321,7 @@
           <w:sz w:val="20"/>
           <w:szCs w:val="20"/>
         </w:rPr>
-        <w:t xml:space="preserve">trilha de 8 semanas e comunidade saíram</w:t>
+        <w:t xml:space="preserve">saíram</w:t>
       </w:r>
       <w:r>
         <w:rPr>
@@ -290,8 +331,17 @@
           <w:sz w:val="20"/>
           <w:szCs w:val="20"/>
         </w:rPr>
-        <w:t xml:space="preserve"> · dos 5 PDFs sobrou </w:t>
-      </w:r>
+        <w:t xml:space="preserve"> · projeções refeitas.</w:t>
+      </w:r>
+    </w:p>
+    <w:p>
+      <w:pPr>
+        <w:pBdr>
+          <w:left w:val="single" w:color="7B2233" w:sz="12" w:space="12"/>
+        </w:pBdr>
+        <w:spacing w:after="0" w:before="0"/>
+        <w:ind w:left="360"/>
+      </w:pPr>
       <w:r>
         <w:rPr>
           <w:b/>
@@ -302,7 +352,7 @@
           <w:sz w:val="20"/>
           <w:szCs w:val="20"/>
         </w:rPr>
-        <w:t xml:space="preserve">1</w:t>
+        <w:t xml:space="preserve">Correção posterior:</w:t>
       </w:r>
       <w:r>
         <w:rPr>
@@ -312,7 +362,7 @@
           <w:sz w:val="20"/>
           <w:szCs w:val="20"/>
         </w:rPr>
-        <w:t xml:space="preserve"> ·</w:t>
+        <w:t xml:space="preserve"> o Grupo VIP saiu da oferta — ninguém na equipe sabe</w:t>
       </w:r>
     </w:p>
     <w:p>
@@ -331,29 +381,7 @@
           <w:sz w:val="20"/>
           <w:szCs w:val="20"/>
         </w:rPr>
-        <w:t xml:space="preserve">bônus de encontro individual e kit físico </w:t>
-      </w:r>
-      <w:r>
-        <w:rPr>
-          <w:b/>
-          <w:bCs/>
-          <w:i/>
-          <w:iCs/>
-          <w:color w:val="5F5754"/>
-          <w:sz w:val="20"/>
-          <w:szCs w:val="20"/>
-        </w:rPr>
-        <w:t xml:space="preserve">saíram</w:t>
-      </w:r>
-      <w:r>
-        <w:rPr>
-          <w:i/>
-          <w:iCs/>
-          <w:color w:val="5F5754"/>
-          <w:sz w:val="20"/>
-          <w:szCs w:val="20"/>
-        </w:rPr>
-        <w:t xml:space="preserve"> · projeções refeitas.</w:t>
+        <w:t xml:space="preserve">descrever o que ele entrega. Sem order bump. Ticket médio volta a R$ 997.</w:t>
       </w:r>
     </w:p>
     <w:p>
@@ -2573,7 +2601,7 @@
           <w:sz w:val="28"/>
           <w:szCs w:val="28"/>
         </w:rPr>
-        <w:t xml:space="preserve">O order bump — Grupo VIP</w:t>
+        <w:t xml:space="preserve">Sem order bump</w:t>
       </w:r>
     </w:p>
     <w:p>
@@ -2583,10 +2611,77 @@
       </w:pPr>
       <w:r>
         <w:rPr>
-          <w:sz w:val="20"/>
-          <w:szCs w:val="20"/>
-        </w:rPr>
-        <w:t xml:space="preserve">No checkout, uma caixinha:</w:t>
+          <w:b/>
+          <w:bCs/>
+          <w:sz w:val="20"/>
+          <w:szCs w:val="20"/>
+        </w:rPr>
+        <w:t xml:space="preserve">Não haverá caixinha no checkout.</w:t>
+      </w:r>
+      <w:r>
+        <w:rPr>
+          <w:sz w:val="20"/>
+          <w:szCs w:val="20"/>
+        </w:rPr>
+        <w:t xml:space="preserve"> Uma pessoa compra R$ 997 (ou R$ 697) e pronto.</w:t>
+      </w:r>
+    </w:p>
+    <w:p>
+      <w:pPr>
+        <w:spacing w:after="160"/>
+        <w:jc w:val="left"/>
+      </w:pPr>
+      <w:r>
+        <w:rPr>
+          <w:sz w:val="20"/>
+          <w:szCs w:val="20"/>
+        </w:rPr>
+        <w:t xml:space="preserve">A v3 previa o Grupo VIP como bump. Ele saiu por um motivo simples: </w:t>
+      </w:r>
+      <w:r>
+        <w:rPr>
+          <w:b/>
+          <w:bCs/>
+          <w:sz w:val="20"/>
+          <w:szCs w:val="20"/>
+        </w:rPr>
+        <w:t xml:space="preserve">ninguém na equipe hoje sabe descrever o que o produto entrega.</w:t>
+      </w:r>
+      <w:r>
+        <w:rPr>
+          <w:sz w:val="20"/>
+          <w:szCs w:val="20"/>
+        </w:rPr>
+        <w:t xml:space="preserve"> O debriefing de 2025 registra que ele existe, quanto vendeu e que tem conteúdo na área de membros — mas não o que tem dentro. Sem descrição não há copy, e uma caixinha que o lead não entende é exatamente o empilhamento sem valor que eles chamam de </w:t>
+      </w:r>
+      <w:r>
+        <w:rPr>
+          <w:b/>
+          <w:bCs/>
+          <w:sz w:val="20"/>
+          <w:szCs w:val="20"/>
+        </w:rPr>
+        <w:t xml:space="preserve">"Black Fraude"</w:t>
+      </w:r>
+      <w:r>
+        <w:rPr>
+          <w:sz w:val="20"/>
+          <w:szCs w:val="20"/>
+        </w:rPr>
+        <w:t xml:space="preserve">.</w:t>
+      </w:r>
+    </w:p>
+    <w:p>
+      <w:pPr>
+        <w:spacing w:after="160"/>
+        <w:jc w:val="left"/>
+      </w:pPr>
+      <w:r>
+        <w:rPr>
+          <w:sz w:val="20"/>
+          <w:szCs w:val="20"/>
+        </w:rPr>
+        <w:t xml:space="preserve">Nada na metodologia exige um order bump em Black Friday. A única menção a bump nas sete gravações é do João Matheus, e sobre funil de low ticket. O impacto no resultado é pequeno: o ticket médio cai de R$ 1.026 para R$ 997 — menos de 3%.</w:t>
       </w:r>
     </w:p>
     <w:p>
@@ -2594,19 +2689,9 @@
         <w:pBdr>
           <w:left w:val="single" w:color="7B2233" w:sz="12" w:space="12"/>
         </w:pBdr>
-        <w:spacing w:after="180" w:before="120"/>
+        <w:spacing w:after="0" w:before="120"/>
         <w:ind w:left="360"/>
       </w:pPr>
-      <w:r>
-        <w:rPr>
-          <w:i/>
-          <w:iCs/>
-          <w:color w:val="5F5754"/>
-          <w:sz w:val="20"/>
-          <w:szCs w:val="20"/>
-        </w:rPr>
-        <w:t xml:space="preserve">☐ </w:t>
-      </w:r>
       <w:r>
         <w:rPr>
           <w:b/>
@@ -2617,113 +2702,8 @@
           <w:sz w:val="20"/>
           <w:szCs w:val="20"/>
         </w:rPr>
-        <w:t xml:space="preserve">Quero o Grupo VIP — acompanhamento em grupo durante o acervo · + R$ 97</w:t>
-      </w:r>
-    </w:p>
-    <w:p>
-      <w:pPr>
-        <w:spacing w:after="160"/>
-        <w:jc w:val="left"/>
-      </w:pPr>
-      <w:r>
-        <w:rPr>
-          <w:b/>
-          <w:bCs/>
-          <w:sz w:val="20"/>
-          <w:szCs w:val="20"/>
-        </w:rPr>
-        <w:t xml:space="preserve">Por que o VIP e não o PHI.</w:t>
-      </w:r>
-      <w:r>
-        <w:rPr>
-          <w:sz w:val="20"/>
-          <w:szCs w:val="20"/>
-        </w:rPr>
-        <w:t xml:space="preserve"> Order bump é item de baixo atrito: 10% a 30% do carrinho. R$ 97 sobre R$ 997 é 10%. Um bump de R$ 1.000 sobre um carrinho de R$ 997 não é bump, é uma segunda decisão de compra no meio do caminho.</w:t>
-      </w:r>
-    </w:p>
-    <w:p>
-      <w:pPr>
-        <w:spacing w:after="160"/>
-        <w:jc w:val="left"/>
-      </w:pPr>
-      <w:r>
-        <w:rPr>
-          <w:sz w:val="20"/>
-          <w:szCs w:val="20"/>
-        </w:rPr>
-        <w:t xml:space="preserve">E há um ganho de ancoragem: o PHI </w:t>
-      </w:r>
-      <w:r>
-        <w:rPr>
-          <w:b/>
-          <w:bCs/>
-          <w:sz w:val="20"/>
-          <w:szCs w:val="20"/>
-        </w:rPr>
-        <w:t xml:space="preserve">nunca aparece com preço</w:t>
-      </w:r>
-      <w:r>
-        <w:rPr>
-          <w:sz w:val="20"/>
-          <w:szCs w:val="20"/>
-        </w:rPr>
-        <w:t xml:space="preserve"> em lugar nenhum da campanha. Ele custa R$ 1.439/ano e continua custando. Colocar R$ 1.000 na tela quebraria a âncora do único produto recorrente do negócio.</w:t>
-      </w:r>
-    </w:p>
-    <w:p>
-      <w:pPr>
-        <w:spacing w:after="160"/>
-        <w:jc w:val="left"/>
-      </w:pPr>
-      <w:r>
-        <w:rPr>
-          <w:sz w:val="20"/>
-          <w:szCs w:val="20"/>
-        </w:rPr>
-        <w:t xml:space="preserve">O VIP é dinheiro já provado: em Contos 2025 vendeu </w:t>
-      </w:r>
-      <w:r>
-        <w:rPr>
-          <w:b/>
-          <w:bCs/>
-          <w:sz w:val="20"/>
-          <w:szCs w:val="20"/>
-        </w:rPr>
-        <w:t xml:space="preserve">99 unidades contra 41 cursos</w:t>
-      </w:r>
-      <w:r>
-        <w:rPr>
-          <w:sz w:val="20"/>
-          <w:szCs w:val="20"/>
-        </w:rPr>
-        <w:t xml:space="preserve"> e fez </w:t>
-      </w:r>
-      <w:r>
-        <w:rPr>
-          <w:b/>
-          <w:bCs/>
-          <w:sz w:val="20"/>
-          <w:szCs w:val="20"/>
-        </w:rPr>
-        <w:t xml:space="preserve">28% do faturamento</w:t>
-      </w:r>
-      <w:r>
-        <w:rPr>
-          <w:sz w:val="20"/>
-          <w:szCs w:val="20"/>
-        </w:rPr>
-        <w:t xml:space="preserve"> — e não estava em projeção nenhuma.</w:t>
-      </w:r>
-    </w:p>
-    <w:p>
-      <w:pPr>
-        <w:pBdr>
-          <w:left w:val="single" w:color="7B2233" w:sz="12" w:space="12"/>
-        </w:pBdr>
-        <w:spacing w:after="0" w:before="120"/>
-        <w:ind w:left="360"/>
-      </w:pPr>
+        <w:t xml:space="preserve">Se descobrirmos o que é o Grupo VIP a tempo</w:t>
+      </w:r>
       <w:r>
         <w:rPr>
           <w:i/>
@@ -2732,29 +2712,7 @@
           <w:sz w:val="20"/>
           <w:szCs w:val="20"/>
         </w:rPr>
-        <w:t xml:space="preserve">⚠️ </w:t>
-      </w:r>
-      <w:r>
-        <w:rPr>
-          <w:b/>
-          <w:bCs/>
-          <w:i/>
-          <w:iCs/>
-          <w:color w:val="5F5754"/>
-          <w:sz w:val="20"/>
-          <w:szCs w:val="20"/>
-        </w:rPr>
-        <w:t xml:space="preserve">R$ 97 é estimativa</w:t>
-      </w:r>
-      <w:r>
-        <w:rPr>
-          <w:i/>
-          <w:iCs/>
-          <w:color w:val="5F5754"/>
-          <w:sz w:val="20"/>
-          <w:szCs w:val="20"/>
-        </w:rPr>
-        <w:t xml:space="preserve"> derivada do debriefing de 2025. Confirmar o preço</w:t>
+        <w:t xml:space="preserve">, ele volta em um dia: é</w:t>
       </w:r>
     </w:p>
     <w:p>
@@ -2773,7 +2731,7 @@
           <w:sz w:val="20"/>
           <w:szCs w:val="20"/>
         </w:rPr>
-        <w:t xml:space="preserve">real e se o produto pode ser reeditado.</w:t>
+        <w:t xml:space="preserve">configurar a caixinha e escrever uma linha de copy. Enquanto isso, não entra.</w:t>
       </w:r>
     </w:p>
     <w:p>
@@ -3162,7 +3120,7 @@
                 <w:sz w:val="18"/>
                 <w:szCs w:val="18"/>
               </w:rPr>
-              <w:t xml:space="preserve">Grupo VIP incluído</w:t>
+              <w:t xml:space="preserve">sessão exclusiva ao vivo</w:t>
             </w:r>
           </w:p>
         </w:tc>
@@ -3412,7 +3370,7 @@
           <w:sz w:val="20"/>
           <w:szCs w:val="20"/>
         </w:rPr>
-        <w:t xml:space="preserve"> — e leva o Grupo VIP por cima. Fica à frente. Contra o não aluno, a margem é folgada: R$ 94,92/mês.</w:t>
+        <w:t xml:space="preserve"> — e leva a sessão exclusiva por cima. Fica à frente. Contra o não aluno, a margem é folgada: R$ 94,92/mês.</w:t>
       </w:r>
     </w:p>
     <w:p>
@@ -3482,7 +3440,7 @@
           <w:sz w:val="20"/>
           <w:szCs w:val="20"/>
         </w:rPr>
-        <w:t xml:space="preserve">. Como aqui B = 0 e M = 3, o equilíbrio é feito pelo Grupo VIP, que custa zero e </w:t>
+        <w:t xml:space="preserve">. Como aqui B = 0 e M = 3, o equilíbrio é feito por uma </w:t>
       </w:r>
       <w:r>
         <w:rPr>
@@ -3491,6 +3449,22 @@
           <w:sz w:val="20"/>
           <w:szCs w:val="20"/>
         </w:rPr>
+        <w:t xml:space="preserve">sessão exclusiva ao vivo do Robson só para elas</w:t>
+      </w:r>
+      <w:r>
+        <w:rPr>
+          <w:sz w:val="20"/>
+          <w:szCs w:val="20"/>
+        </w:rPr>
+        <w:t xml:space="preserve">, que custa uma hora e </w:t>
+      </w:r>
+      <w:r>
+        <w:rPr>
+          <w:b/>
+          <w:bCs/>
+          <w:sz w:val="20"/>
+          <w:szCs w:val="20"/>
+        </w:rPr>
         <w:t xml:space="preserve">não adia nenhum centavo de renovação</w:t>
       </w:r>
       <w:r>
@@ -3499,21 +3473,6 @@
           <w:szCs w:val="20"/>
         </w:rPr>
         <w:t xml:space="preserve"> — que era o problema de dar meses extras (+6 meses adiariam ~R$ 43 mil de recorrente).</w:t>
-      </w:r>
-    </w:p>
-    <w:p>
-      <w:pPr>
-        <w:spacing w:after="160"/>
-        <w:jc w:val="left"/>
-      </w:pPr>
-      <w:r>
-        <w:rPr>
-          <w:i/>
-          <w:iCs/>
-          <w:sz w:val="20"/>
-          <w:szCs w:val="20"/>
-        </w:rPr>
-        <w:t xml:space="preserve">Alternativa, se você preferir: uma sessão exclusiva ao vivo do Robson só para as 300 famílias, em vez do VIP. Mesmo efeito, mesmo custo (uma hora).</w:t>
       </w:r>
     </w:p>
     <w:p>
@@ -3719,17 +3678,17 @@
                 <w:sz w:val="18"/>
                 <w:szCs w:val="18"/>
               </w:rPr>
-              <w:t xml:space="preserve">Grupo VIP incluído</w:t>
-            </w:r>
-            <w:r>
-              <w:rPr>
-                <w:b w:val="false"/>
-                <w:bCs w:val="false"/>
-                <w:color w:val="1C191A"/>
-                <w:sz w:val="18"/>
-                <w:szCs w:val="18"/>
-              </w:rPr>
-              <w:t xml:space="preserve"> — o próprio order bump, de graça</w:t>
+              <w:t xml:space="preserve">Aula ao vivo extra em grupo</w:t>
+            </w:r>
+            <w:r>
+              <w:rPr>
+                <w:b w:val="false"/>
+                <w:bCs w:val="false"/>
+                <w:color w:val="1C191A"/>
+                <w:sz w:val="18"/>
+                <w:szCs w:val="18"/>
+              </w:rPr>
+              <w:t xml:space="preserve"> com o Robson</w:t>
             </w:r>
           </w:p>
         </w:tc>
@@ -3760,7 +3719,7 @@
                 <w:sz w:val="18"/>
                 <w:szCs w:val="18"/>
               </w:rPr>
-              <w:t xml:space="preserve">50 primeiros</w:t>
+              <w:t xml:space="preserve">Quem está ao vivo</w:t>
             </w:r>
           </w:p>
         </w:tc>
@@ -3780,23 +3739,13 @@
             </w:pPr>
             <w:r>
               <w:rPr>
-                <w:b/>
-                <w:bCs/>
-                <w:color w:val="1C191A"/>
-                <w:sz w:val="18"/>
-                <w:szCs w:val="18"/>
-              </w:rPr>
-              <w:t xml:space="preserve">Aula ao vivo extra em grupo</w:t>
-            </w:r>
-            <w:r>
-              <w:rPr>
-                <w:b w:val="false"/>
-                <w:bCs w:val="false"/>
-                <w:color w:val="1C191A"/>
-                <w:sz w:val="18"/>
-                <w:szCs w:val="18"/>
-              </w:rPr>
-              <w:t xml:space="preserve"> com o Robson</w:t>
+                <w:b w:val="false"/>
+                <w:bCs w:val="false"/>
+                <w:color w:val="1C191A"/>
+                <w:sz w:val="18"/>
+                <w:szCs w:val="18"/>
+              </w:rPr>
+              <w:t xml:space="preserve">Bônus anunciado só na live</w:t>
             </w:r>
           </w:p>
         </w:tc>
@@ -3827,63 +3776,6 @@
                 <w:sz w:val="18"/>
                 <w:szCs w:val="18"/>
               </w:rPr>
-              <w:t xml:space="preserve">Quem está ao vivo</w:t>
-            </w:r>
-          </w:p>
-        </w:tc>
-        <w:tc>
-          <w:tcPr>
-            <w:tcW w:type="dxa" w:w="4500"/>
-            <w:tcMar>
-              <w:top w:type="dxa" w:w="80"/>
-              <w:left w:type="dxa" w:w="120"/>
-              <w:bottom w:type="dxa" w:w="80"/>
-              <w:right w:type="dxa" w:w="120"/>
-            </w:tcMar>
-          </w:tcPr>
-          <w:p>
-            <w:pPr>
-              <w:spacing w:after="0" w:before="0"/>
-            </w:pPr>
-            <w:r>
-              <w:rPr>
-                <w:b w:val="false"/>
-                <w:bCs w:val="false"/>
-                <w:color w:val="1C191A"/>
-                <w:sz w:val="18"/>
-                <w:szCs w:val="18"/>
-              </w:rPr>
-              <w:t xml:space="preserve">Bônus anunciado só na live</w:t>
-            </w:r>
-          </w:p>
-        </w:tc>
-      </w:tr>
-      <w:tr>
-        <w:trPr>
-          <w:tblHeader w:val="false"/>
-        </w:trPr>
-        <w:tc>
-          <w:tcPr>
-            <w:tcW w:type="dxa" w:w="4500"/>
-            <w:tcMar>
-              <w:top w:type="dxa" w:w="80"/>
-              <w:left w:type="dxa" w:w="120"/>
-              <w:bottom w:type="dxa" w:w="80"/>
-              <w:right w:type="dxa" w:w="120"/>
-            </w:tcMar>
-          </w:tcPr>
-          <w:p>
-            <w:pPr>
-              <w:spacing w:after="0" w:before="0"/>
-            </w:pPr>
-            <w:r>
-              <w:rPr>
-                <w:b w:val="false"/>
-                <w:bCs w:val="false"/>
-                <w:color w:val="1C191A"/>
-                <w:sz w:val="18"/>
-                <w:szCs w:val="18"/>
-              </w:rPr>
               <w:t xml:space="preserve">Até 23h59 do dia 1</w:t>
             </w:r>
           </w:p>
@@ -3920,7 +3812,7 @@
                 <w:sz w:val="18"/>
                 <w:szCs w:val="18"/>
               </w:rPr>
-              <w:t xml:space="preserve">, em grupo</w:t>
+              <w:t xml:space="preserve"> — como navegar o acervo e por onde começar</w:t>
             </w:r>
           </w:p>
         </w:tc>
@@ -3936,6 +3828,123 @@
           <w:szCs w:val="8"/>
         </w:rPr>
         <w:t xml:space="preserve"/>
+      </w:r>
+    </w:p>
+    <w:p>
+      <w:pPr>
+        <w:pBdr>
+          <w:left w:val="single" w:color="7B2233" w:sz="12" w:space="12"/>
+        </w:pBdr>
+        <w:spacing w:after="0" w:before="120"/>
+        <w:ind w:left="360"/>
+      </w:pPr>
+      <w:r>
+        <w:rPr>
+          <w:i/>
+          <w:iCs/>
+          <w:color w:val="5F5754"/>
+          <w:sz w:val="20"/>
+          <w:szCs w:val="20"/>
+        </w:rPr>
+        <w:t xml:space="preserve">A escada está mais fina do que o padrão deles (5, 10, 30, 50 primeiros) porque</w:t>
+      </w:r>
+    </w:p>
+    <w:p>
+      <w:pPr>
+        <w:pBdr>
+          <w:left w:val="single" w:color="7B2233" w:sz="12" w:space="12"/>
+        </w:pBdr>
+        <w:spacing w:after="0" w:before="0"/>
+        <w:ind w:left="360"/>
+      </w:pPr>
+      <w:r>
+        <w:rPr>
+          <w:i/>
+          <w:iCs/>
+          <w:color w:val="5F5754"/>
+          <w:sz w:val="20"/>
+          <w:szCs w:val="20"/>
+        </w:rPr>
+        <w:t xml:space="preserve">todo degrau precisa ser algo que </w:t>
+      </w:r>
+      <w:r>
+        <w:rPr>
+          <w:b/>
+          <w:bCs/>
+          <w:i/>
+          <w:iCs/>
+          <w:color w:val="5F5754"/>
+          <w:sz w:val="20"/>
+          <w:szCs w:val="20"/>
+        </w:rPr>
+        <w:t xml:space="preserve">existe e que dá para explicar em uma frase</w:t>
+      </w:r>
+      <w:r>
+        <w:rPr>
+          <w:i/>
+          <w:iCs/>
+          <w:color w:val="5F5754"/>
+          <w:sz w:val="20"/>
+          <w:szCs w:val="20"/>
+        </w:rPr>
+        <w:t xml:space="preserve">.</w:t>
+      </w:r>
+    </w:p>
+    <w:p>
+      <w:pPr>
+        <w:pBdr>
+          <w:left w:val="single" w:color="7B2233" w:sz="12" w:space="12"/>
+        </w:pBdr>
+        <w:spacing w:after="0" w:before="0"/>
+        <w:ind w:left="360"/>
+      </w:pPr>
+      <w:r>
+        <w:rPr>
+          <w:i/>
+          <w:iCs/>
+          <w:color w:val="5F5754"/>
+          <w:sz w:val="20"/>
+          <w:szCs w:val="20"/>
+        </w:rPr>
+        <w:t xml:space="preserve">Os degraus que faltam saem da reunião de concepção de 29/09, quando o Robson</w:t>
+      </w:r>
+    </w:p>
+    <w:p>
+      <w:pPr>
+        <w:pBdr>
+          <w:left w:val="single" w:color="7B2233" w:sz="12" w:space="12"/>
+        </w:pBdr>
+        <w:spacing w:after="0" w:before="0"/>
+        <w:ind w:left="360"/>
+      </w:pPr>
+      <w:r>
+        <w:rPr>
+          <w:i/>
+          <w:iCs/>
+          <w:color w:val="5F5754"/>
+          <w:sz w:val="20"/>
+          <w:szCs w:val="20"/>
+        </w:rPr>
+        <w:t xml:space="preserve">disser o que ele tem em mãos. Critério: sem logística, sem custo por aluno,</w:t>
+      </w:r>
+    </w:p>
+    <w:p>
+      <w:pPr>
+        <w:pBdr>
+          <w:left w:val="single" w:color="7B2233" w:sz="12" w:space="12"/>
+        </w:pBdr>
+        <w:spacing w:after="180" w:before="0"/>
+        <w:ind w:left="360"/>
+      </w:pPr>
+      <w:r>
+        <w:rPr>
+          <w:i/>
+          <w:iCs/>
+          <w:color w:val="5F5754"/>
+          <w:sz w:val="20"/>
+          <w:szCs w:val="20"/>
+        </w:rPr>
+        <w:t xml:space="preserve">sem hora individual.</w:t>
       </w:r>
     </w:p>
     <w:p>
@@ -4641,7 +4650,7 @@
                 <w:sz w:val="18"/>
                 <w:szCs w:val="18"/>
               </w:rPr>
-              <w:t xml:space="preserve">com o Grupo VIP incluído</w:t>
+              <w:t xml:space="preserve">com uma sessão exclusiva ao vivo</w:t>
             </w:r>
           </w:p>
         </w:tc>
@@ -10118,7 +10127,7 @@
                 <w:sz w:val="18"/>
                 <w:szCs w:val="18"/>
               </w:rPr>
-              <w:t xml:space="preserve">, com o Grupo VIP</w:t>
+              <w:t xml:space="preserve">, com a sessão exclusiva</w:t>
             </w:r>
           </w:p>
         </w:tc>
@@ -16031,27 +16040,7 @@
                 <w:sz w:val="18"/>
                 <w:szCs w:val="18"/>
               </w:rPr>
-              <w:t xml:space="preserve">Checkout + </w:t>
-            </w:r>
-            <w:r>
-              <w:rPr>
-                <w:b/>
-                <w:bCs/>
-                <w:color w:val="1C191A"/>
-                <w:sz w:val="18"/>
-                <w:szCs w:val="18"/>
-              </w:rPr>
-              <w:t xml:space="preserve">order bump do Grupo VIP</w:t>
-            </w:r>
-            <w:r>
-              <w:rPr>
-                <w:b w:val="false"/>
-                <w:bCs w:val="false"/>
-                <w:color w:val="1C191A"/>
-                <w:sz w:val="18"/>
-                <w:szCs w:val="18"/>
-              </w:rPr>
-              <w:t xml:space="preserve"> · </w:t>
+              <w:t xml:space="preserve">Checkout (sem order bump) · </w:t>
             </w:r>
             <w:r>
               <w:rPr>
@@ -18385,17 +18374,7 @@
                 <w:sz w:val="18"/>
                 <w:szCs w:val="18"/>
               </w:rPr>
-              <w:t xml:space="preserve">Copy da página de vendas + </w:t>
-            </w:r>
-            <w:r>
-              <w:rPr>
-                <w:b/>
-                <w:bCs/>
-                <w:color w:val="1C191A"/>
-                <w:sz w:val="18"/>
-                <w:szCs w:val="18"/>
-              </w:rPr>
-              <w:t xml:space="preserve">texto do order bump do VIP</w:t>
+              <w:t xml:space="preserve">Copy da página de vendas</w:t>
             </w:r>
           </w:p>
         </w:tc>
@@ -21828,292 +21807,35 @@
       </w:pPr>
       <w:r>
         <w:rPr>
-          <w:sz w:val="20"/>
-          <w:szCs w:val="20"/>
-        </w:rPr>
-        <w:t xml:space="preserve">Com o bump do Grupo VIP a R$ 97:</w:t>
-      </w:r>
-    </w:p>
-    <w:tbl>
-      <w:tblPr>
-        <w:tblW w:type="dxa" w:w="9000"/>
-        <w:tblBorders>
-          <w:top w:val="single" w:color="D9D2D0" w:sz="4"/>
-          <w:left w:val="single" w:color="D9D2D0" w:sz="4"/>
-          <w:bottom w:val="single" w:color="D9D2D0" w:sz="4"/>
-          <w:right w:val="single" w:color="D9D2D0" w:sz="4"/>
-          <w:insideH w:val="single" w:color="D9D2D0" w:sz="4"/>
-          <w:insideV w:val="single" w:color="D9D2D0" w:sz="4"/>
-        </w:tblBorders>
-      </w:tblPr>
-      <w:tblGrid>
-        <w:gridCol w:w="4500"/>
-        <w:gridCol w:w="4500"/>
-      </w:tblGrid>
-      <w:tr>
-        <w:trPr>
-          <w:tblHeader/>
-        </w:trPr>
-        <w:tc>
-          <w:tcPr>
-            <w:tcW w:type="dxa" w:w="4500"/>
-            <w:shd w:fill="F6EDEE" w:color="auto" w:val="clear"/>
-            <w:tcMar>
-              <w:top w:type="dxa" w:w="80"/>
-              <w:left w:type="dxa" w:w="120"/>
-              <w:bottom w:type="dxa" w:w="80"/>
-              <w:right w:type="dxa" w:w="120"/>
-            </w:tcMar>
-          </w:tcPr>
-          <w:p>
-            <w:pPr>
-              <w:spacing w:after="0" w:before="0"/>
-            </w:pPr>
-            <w:r>
-              <w:rPr>
-                <w:b/>
-                <w:bCs/>
-                <w:color w:val="7B2233"/>
-                <w:sz w:val="18"/>
-                <w:szCs w:val="18"/>
-              </w:rPr>
-              <w:t xml:space="preserve">Adesão ao VIP</w:t>
-            </w:r>
-          </w:p>
-        </w:tc>
-        <w:tc>
-          <w:tcPr>
-            <w:tcW w:type="dxa" w:w="4500"/>
-            <w:shd w:fill="F6EDEE" w:color="auto" w:val="clear"/>
-            <w:tcMar>
-              <w:top w:type="dxa" w:w="80"/>
-              <w:left w:type="dxa" w:w="120"/>
-              <w:bottom w:type="dxa" w:w="80"/>
-              <w:right w:type="dxa" w:w="120"/>
-            </w:tcMar>
-          </w:tcPr>
-          <w:p>
-            <w:pPr>
-              <w:spacing w:after="0" w:before="0"/>
-            </w:pPr>
-            <w:r>
-              <w:rPr>
-                <w:b/>
-                <w:bCs/>
-                <w:color w:val="7B2233"/>
-                <w:sz w:val="18"/>
-                <w:szCs w:val="18"/>
-              </w:rPr>
-              <w:t xml:space="preserve">Ticket médio (não aluno)</w:t>
-            </w:r>
-          </w:p>
-        </w:tc>
-      </w:tr>
-      <w:tr>
-        <w:trPr>
-          <w:tblHeader w:val="false"/>
-        </w:trPr>
-        <w:tc>
-          <w:tcPr>
-            <w:tcW w:type="dxa" w:w="4500"/>
-            <w:tcMar>
-              <w:top w:type="dxa" w:w="80"/>
-              <w:left w:type="dxa" w:w="120"/>
-              <w:bottom w:type="dxa" w:w="80"/>
-              <w:right w:type="dxa" w:w="120"/>
-            </w:tcMar>
-          </w:tcPr>
-          <w:p>
-            <w:pPr>
-              <w:spacing w:after="0" w:before="0"/>
-            </w:pPr>
-            <w:r>
-              <w:rPr>
-                <w:b w:val="false"/>
-                <w:bCs w:val="false"/>
-                <w:color w:val="1C191A"/>
-                <w:sz w:val="18"/>
-                <w:szCs w:val="18"/>
-              </w:rPr>
-              <w:t xml:space="preserve">20%</w:t>
-            </w:r>
-          </w:p>
-        </w:tc>
-        <w:tc>
-          <w:tcPr>
-            <w:tcW w:type="dxa" w:w="4500"/>
-            <w:tcMar>
-              <w:top w:type="dxa" w:w="80"/>
-              <w:left w:type="dxa" w:w="120"/>
-              <w:bottom w:type="dxa" w:w="80"/>
-              <w:right w:type="dxa" w:w="120"/>
-            </w:tcMar>
-          </w:tcPr>
-          <w:p>
-            <w:pPr>
-              <w:spacing w:after="0" w:before="0"/>
-            </w:pPr>
-            <w:r>
-              <w:rPr>
-                <w:b w:val="false"/>
-                <w:bCs w:val="false"/>
-                <w:color w:val="1C191A"/>
-                <w:sz w:val="18"/>
-                <w:szCs w:val="18"/>
-              </w:rPr>
-              <w:t xml:space="preserve">R$ 1.016</w:t>
-            </w:r>
-          </w:p>
-        </w:tc>
-      </w:tr>
-      <w:tr>
-        <w:trPr>
-          <w:tblHeader w:val="false"/>
-        </w:trPr>
-        <w:tc>
-          <w:tcPr>
-            <w:tcW w:type="dxa" w:w="4500"/>
-            <w:tcMar>
-              <w:top w:type="dxa" w:w="80"/>
-              <w:left w:type="dxa" w:w="120"/>
-              <w:bottom w:type="dxa" w:w="80"/>
-              <w:right w:type="dxa" w:w="120"/>
-            </w:tcMar>
-          </w:tcPr>
-          <w:p>
-            <w:pPr>
-              <w:spacing w:after="0" w:before="0"/>
-            </w:pPr>
-            <w:r>
-              <w:rPr>
-                <w:b/>
-                <w:bCs/>
-                <w:color w:val="1C191A"/>
-                <w:sz w:val="18"/>
-                <w:szCs w:val="18"/>
-              </w:rPr>
-              <w:t xml:space="preserve">30%</w:t>
-            </w:r>
-            <w:r>
-              <w:rPr>
-                <w:b w:val="false"/>
-                <w:bCs w:val="false"/>
-                <w:color w:val="1C191A"/>
-                <w:sz w:val="18"/>
-                <w:szCs w:val="18"/>
-              </w:rPr>
-              <w:t xml:space="preserve"> (base)</w:t>
-            </w:r>
-          </w:p>
-        </w:tc>
-        <w:tc>
-          <w:tcPr>
-            <w:tcW w:type="dxa" w:w="4500"/>
-            <w:tcMar>
-              <w:top w:type="dxa" w:w="80"/>
-              <w:left w:type="dxa" w:w="120"/>
-              <w:bottom w:type="dxa" w:w="80"/>
-              <w:right w:type="dxa" w:w="120"/>
-            </w:tcMar>
-          </w:tcPr>
-          <w:p>
-            <w:pPr>
-              <w:spacing w:after="0" w:before="0"/>
-            </w:pPr>
-            <w:r>
-              <w:rPr>
-                <w:b/>
-                <w:bCs/>
-                <w:color w:val="1C191A"/>
-                <w:sz w:val="18"/>
-                <w:szCs w:val="18"/>
-              </w:rPr>
-              <w:t xml:space="preserve">R$ 1.026</w:t>
-            </w:r>
-          </w:p>
-        </w:tc>
-      </w:tr>
-      <w:tr>
-        <w:trPr>
-          <w:tblHeader w:val="false"/>
-        </w:trPr>
-        <w:tc>
-          <w:tcPr>
-            <w:tcW w:type="dxa" w:w="4500"/>
-            <w:tcMar>
-              <w:top w:type="dxa" w:w="80"/>
-              <w:left w:type="dxa" w:w="120"/>
-              <w:bottom w:type="dxa" w:w="80"/>
-              <w:right w:type="dxa" w:w="120"/>
-            </w:tcMar>
-          </w:tcPr>
-          <w:p>
-            <w:pPr>
-              <w:spacing w:after="0" w:before="0"/>
-            </w:pPr>
-            <w:r>
-              <w:rPr>
-                <w:b w:val="false"/>
-                <w:bCs w:val="false"/>
-                <w:color w:val="1C191A"/>
-                <w:sz w:val="18"/>
-                <w:szCs w:val="18"/>
-              </w:rPr>
-              <w:t xml:space="preserve">40%</w:t>
-            </w:r>
-          </w:p>
-        </w:tc>
-        <w:tc>
-          <w:tcPr>
-            <w:tcW w:type="dxa" w:w="4500"/>
-            <w:tcMar>
-              <w:top w:type="dxa" w:w="80"/>
-              <w:left w:type="dxa" w:w="120"/>
-              <w:bottom w:type="dxa" w:w="80"/>
-              <w:right w:type="dxa" w:w="120"/>
-            </w:tcMar>
-          </w:tcPr>
-          <w:p>
-            <w:pPr>
-              <w:spacing w:after="0" w:before="0"/>
-            </w:pPr>
-            <w:r>
-              <w:rPr>
-                <w:b w:val="false"/>
-                <w:bCs w:val="false"/>
-                <w:color w:val="1C191A"/>
-                <w:sz w:val="18"/>
-                <w:szCs w:val="18"/>
-              </w:rPr>
-              <w:t xml:space="preserve">R$ 1.036</w:t>
-            </w:r>
-          </w:p>
-        </w:tc>
-      </w:tr>
-    </w:tbl>
-    <w:p>
-      <w:pPr>
-        <w:spacing w:after="200"/>
-      </w:pPr>
-      <w:r>
-        <w:rPr>
-          <w:sz w:val="8"/>
-          <w:szCs w:val="8"/>
-        </w:rPr>
-        <w:t xml:space="preserve"/>
-      </w:r>
-    </w:p>
-    <w:p>
-      <w:pPr>
-        <w:spacing w:after="160"/>
-        <w:jc w:val="left"/>
-      </w:pPr>
-      <w:r>
-        <w:rPr>
-          <w:sz w:val="20"/>
-          <w:szCs w:val="20"/>
-        </w:rPr>
-        <w:t xml:space="preserve">Adotei 30%. Em 2025 o VIP teve adesão altíssima (99 contra 41 cursos), mas ali ele era vendido também fora do checkout — prefiro errar para baixo.</w:t>
+          <w:b/>
+          <w:bCs/>
+          <w:sz w:val="20"/>
+          <w:szCs w:val="20"/>
+        </w:rPr>
+        <w:t xml:space="preserve">R$ 997</w:t>
+      </w:r>
+      <w:r>
+        <w:rPr>
+          <w:sz w:val="20"/>
+          <w:szCs w:val="20"/>
+        </w:rPr>
+        <w:t xml:space="preserve"> para não alunos e </w:t>
+      </w:r>
+      <w:r>
+        <w:rPr>
+          <w:b/>
+          <w:bCs/>
+          <w:sz w:val="20"/>
+          <w:szCs w:val="20"/>
+        </w:rPr>
+        <w:t xml:space="preserve">R$ 697</w:t>
+      </w:r>
+      <w:r>
+        <w:rPr>
+          <w:sz w:val="20"/>
+          <w:szCs w:val="20"/>
+        </w:rPr>
+        <w:t xml:space="preserve"> para alunos. Sem bump, sem variação.</w:t>
       </w:r>
     </w:p>
     <w:p>
@@ -22464,7 +22186,7 @@
                 <w:sz w:val="18"/>
                 <w:szCs w:val="18"/>
               </w:rPr>
-              <w:t xml:space="preserve">1.026</w:t>
+              <w:t xml:space="preserve">997</w:t>
             </w:r>
           </w:p>
         </w:tc>
@@ -22490,7 +22212,7 @@
                 <w:sz w:val="18"/>
                 <w:szCs w:val="18"/>
               </w:rPr>
-              <w:t xml:space="preserve">R$ 61.560</w:t>
+              <w:t xml:space="preserve">R$ 59.820</w:t>
             </w:r>
           </w:p>
         </w:tc>
@@ -22625,7 +22347,7 @@
                 <w:sz w:val="18"/>
                 <w:szCs w:val="18"/>
               </w:rPr>
-              <w:t xml:space="preserve">1.026</w:t>
+              <w:t xml:space="preserve">997</w:t>
             </w:r>
           </w:p>
         </w:tc>
@@ -22651,7 +22373,7 @@
                 <w:sz w:val="18"/>
                 <w:szCs w:val="18"/>
               </w:rPr>
-              <w:t xml:space="preserve">R$ 102.600</w:t>
+              <w:t xml:space="preserve">R$ 99.700</w:t>
             </w:r>
           </w:p>
         </w:tc>
@@ -22786,7 +22508,7 @@
                 <w:sz w:val="18"/>
                 <w:szCs w:val="18"/>
               </w:rPr>
-              <w:t xml:space="preserve">1.026</w:t>
+              <w:t xml:space="preserve">997</w:t>
             </w:r>
           </w:p>
         </w:tc>
@@ -22812,7 +22534,7 @@
                 <w:sz w:val="18"/>
                 <w:szCs w:val="18"/>
               </w:rPr>
-              <w:t xml:space="preserve">R$ 138.510</w:t>
+              <w:t xml:space="preserve">R$ 134.595</w:t>
             </w:r>
           </w:p>
         </w:tc>
@@ -24056,36 +23778,6 @@
           <w:sz w:val="20"/>
           <w:szCs w:val="20"/>
         </w:rPr>
-        <w:t xml:space="preserve">Confirmar o Grupo VIP:</w:t>
-      </w:r>
-      <w:r>
-        <w:rPr>
-          <w:sz w:val="20"/>
-          <w:szCs w:val="20"/>
-        </w:rPr>
-        <w:t xml:space="preserve"> preço real e se pode ser reeditado</w:t>
-      </w:r>
-    </w:p>
-    <w:p>
-      <w:pPr>
-        <w:spacing w:after="90"/>
-        <w:ind w:left="300" w:hanging="240"/>
-      </w:pPr>
-      <w:r>
-        <w:rPr>
-          <w:color w:val="7B2233"/>
-          <w:sz w:val="22"/>
-          <w:szCs w:val="22"/>
-        </w:rPr>
-        <w:t xml:space="preserve">☐  </w:t>
-      </w:r>
-      <w:r>
-        <w:rPr>
-          <w:b/>
-          <w:bCs/>
-          <w:sz w:val="20"/>
-          <w:szCs w:val="20"/>
-        </w:rPr>
         <w:t xml:space="preserve">Bloquear a agenda do Robson</w:t>
       </w:r>
       <w:r>
@@ -24437,14 +24129,43 @@
           <w:sz w:val="20"/>
           <w:szCs w:val="20"/>
         </w:rPr>
-        <w:t xml:space="preserve">O checkout suporta order bump?</w:t>
-      </w:r>
-      <w:r>
-        <w:rPr>
-          <w:sz w:val="20"/>
-          <w:szCs w:val="20"/>
-        </w:rPr>
-        <w:t xml:space="preserve"> E upsell pós-compra?</w:t>
+        <w:t xml:space="preserve">O que é o Grupo VIP?</w:t>
+      </w:r>
+      <w:r>
+        <w:rPr>
+          <w:sz w:val="20"/>
+          <w:szCs w:val="20"/>
+        </w:rPr>
+        <w:t xml:space="preserve"> Produto de R$ 114 que vendeu 99 unidades em 2025 com</w:t>
+      </w:r>
+    </w:p>
+    <w:p>
+      <w:pPr>
+        <w:spacing w:after="160"/>
+        <w:jc w:val="left"/>
+      </w:pPr>
+      <w:r>
+        <w:rPr>
+          <w:sz w:val="20"/>
+          <w:szCs w:val="20"/>
+        </w:rPr>
+        <w:t xml:space="preserve">      16% de ascensão para o curso. Ninguém hoje sabe descrever o conteúdo. </w:t>
+      </w:r>
+      <w:r>
+        <w:rPr>
+          <w:b/>
+          <w:bCs/>
+          <w:sz w:val="20"/>
+          <w:szCs w:val="20"/>
+        </w:rPr>
+        <w:t xml:space="preserve">Não       trava a Black</w:t>
+      </w:r>
+      <w:r>
+        <w:rPr>
+          <w:sz w:val="20"/>
+          <w:szCs w:val="20"/>
+        </w:rPr>
+        <w:t xml:space="preserve"> — mas se for bom, vira low ticket do corredor polonês e       volta como bump</w:t>
       </w:r>
     </w:p>
     <w:p>
@@ -25111,7 +24832,7 @@
                 <w:sz w:val="18"/>
                 <w:szCs w:val="18"/>
               </w:rPr>
-              <w:t xml:space="preserve">Order bump leve, não o PHI</w:t>
+              <w:t xml:space="preserve">Sem order bump</w:t>
             </w:r>
           </w:p>
         </w:tc>
@@ -25147,29 +24868,7 @@
                 <w:sz w:val="18"/>
                 <w:szCs w:val="18"/>
               </w:rPr>
-              <w:t xml:space="preserve"> A única menção (João Matheus, </w:t>
-            </w:r>
-            <w:r>
-              <w:rPr>
-                <w:b w:val="false"/>
-                <w:bCs w:val="false"/>
-                <w:i/>
-                <w:iCs/>
-                <w:color w:val="1C191A"/>
-                <w:sz w:val="18"/>
-                <w:szCs w:val="18"/>
-              </w:rPr>
-              <w:t xml:space="preserve">"a partir do order bump você começa a fazer ticket médio"</w:t>
-            </w:r>
-            <w:r>
-              <w:rPr>
-                <w:b w:val="false"/>
-                <w:bCs w:val="false"/>
-                <w:color w:val="1C191A"/>
-                <w:sz w:val="18"/>
-                <w:szCs w:val="18"/>
-              </w:rPr>
-              <w:t xml:space="preserve">) é sobre funil de low ticket. A decisão vem da prática de mercado: bump é 10–30% do carrinho</w:t>
+              <w:t xml:space="preserve"> A única menção (João Matheus) é sobre funil de low ticket. Retiramos o Grupo VIP porque a equipe não sabe descrever o produto — e oferta que não se explica é "Black Fraude"</w:t>
             </w:r>
           </w:p>
         </w:tc>

--- a/black-friday-robson-cardenas/Estrategia-Black-Friday-v3-DETALHADA.docx
+++ b/black-friday-robson-cardenas/Estrategia-Black-Friday-v3-DETALHADA.docx
@@ -15406,7 +15406,7 @@
                 <w:sz w:val="18"/>
                 <w:szCs w:val="18"/>
               </w:rPr>
-              <w:t xml:space="preserve">Aula extra dos 50 primeiros · sessão de boas-vindas</w:t>
+              <w:t xml:space="preserve">Aula extra dos 30 primeiros · sessão de boas-vindas</w:t>
             </w:r>
           </w:p>
         </w:tc>

--- a/black-friday-robson-cardenas/Estrategia-Black-Friday-v3-DETALHADA.docx
+++ b/black-friday-robson-cardenas/Estrategia-Black-Friday-v3-DETALHADA.docx
@@ -5533,13 +5533,23 @@
             </w:pPr>
             <w:r>
               <w:rPr>
-                <w:b w:val="false"/>
-                <w:bCs w:val="false"/>
-                <w:color w:val="1C191A"/>
-                <w:sz w:val="18"/>
-                <w:szCs w:val="18"/>
-              </w:rPr>
-              <w:t xml:space="preserve">abre o corredor polonês</w:t>
+                <w:b/>
+                <w:bCs/>
+                <w:color w:val="1C191A"/>
+                <w:sz w:val="18"/>
+                <w:szCs w:val="18"/>
+              </w:rPr>
+              <w:t xml:space="preserve">Robson</w:t>
+            </w:r>
+            <w:r>
+              <w:rPr>
+                <w:b w:val="false"/>
+                <w:bCs w:val="false"/>
+                <w:color w:val="1C191A"/>
+                <w:sz w:val="18"/>
+                <w:szCs w:val="18"/>
+              </w:rPr>
+              <w:t xml:space="preserve"> — abre o corredor polonês</w:t>
             </w:r>
           </w:p>
         </w:tc>
@@ -5616,13 +5626,13 @@
             </w:pPr>
             <w:r>
               <w:rPr>
-                <w:b w:val="false"/>
-                <w:bCs w:val="false"/>
-                <w:color w:val="1C191A"/>
-                <w:sz w:val="18"/>
-                <w:szCs w:val="18"/>
-              </w:rPr>
-              <w:t xml:space="preserve"/>
+                <w:b/>
+                <w:bCs/>
+                <w:color w:val="1C191A"/>
+                <w:sz w:val="18"/>
+                <w:szCs w:val="18"/>
+              </w:rPr>
+              <w:t xml:space="preserve">Robson</w:t>
             </w:r>
           </w:p>
         </w:tc>
@@ -5699,13 +5709,23 @@
             </w:pPr>
             <w:r>
               <w:rPr>
-                <w:b w:val="false"/>
-                <w:bCs w:val="false"/>
-                <w:color w:val="1C191A"/>
-                <w:sz w:val="18"/>
-                <w:szCs w:val="18"/>
-              </w:rPr>
-              <w:t xml:space="preserve"/>
+                <w:b/>
+                <w:bCs/>
+                <w:color w:val="1C191A"/>
+                <w:sz w:val="18"/>
+                <w:szCs w:val="18"/>
+              </w:rPr>
+              <w:t xml:space="preserve">PROFESSOR CONVIDADO</w:t>
+            </w:r>
+            <w:r>
+              <w:rPr>
+                <w:b w:val="false"/>
+                <w:bCs w:val="false"/>
+                <w:color w:val="1C191A"/>
+                <w:sz w:val="18"/>
+                <w:szCs w:val="18"/>
+              </w:rPr>
+              <w:t xml:space="preserve"> + Robson no fechamento — ele grava o dia inteiro</w:t>
             </w:r>
           </w:p>
         </w:tc>
@@ -5782,13 +5802,23 @@
             </w:pPr>
             <w:r>
               <w:rPr>
-                <w:b w:val="false"/>
-                <w:bCs w:val="false"/>
-                <w:color w:val="1C191A"/>
-                <w:sz w:val="18"/>
-                <w:szCs w:val="18"/>
-              </w:rPr>
-              <w:t xml:space="preserve">dia do trailer</w:t>
+                <w:b/>
+                <w:bCs/>
+                <w:color w:val="1C191A"/>
+                <w:sz w:val="18"/>
+                <w:szCs w:val="18"/>
+              </w:rPr>
+              <w:t xml:space="preserve">Robson</w:t>
+            </w:r>
+            <w:r>
+              <w:rPr>
+                <w:b w:val="false"/>
+                <w:bCs w:val="false"/>
+                <w:color w:val="1C191A"/>
+                <w:sz w:val="18"/>
+                <w:szCs w:val="18"/>
+              </w:rPr>
+              <w:t xml:space="preserve"> — dia do trailer</w:t>
             </w:r>
           </w:p>
         </w:tc>
@@ -5865,13 +5895,23 @@
             </w:pPr>
             <w:r>
               <w:rPr>
-                <w:b w:val="false"/>
-                <w:bCs w:val="false"/>
-                <w:color w:val="1C191A"/>
-                <w:sz w:val="18"/>
-                <w:szCs w:val="18"/>
-              </w:rPr>
-              <w:t xml:space="preserve">captação aberta</w:t>
+                <w:b/>
+                <w:bCs/>
+                <w:color w:val="1C191A"/>
+                <w:sz w:val="18"/>
+                <w:szCs w:val="18"/>
+              </w:rPr>
+              <w:t xml:space="preserve">PROFESSOR CONVIDADO</w:t>
+            </w:r>
+            <w:r>
+              <w:rPr>
+                <w:b w:val="false"/>
+                <w:bCs w:val="false"/>
+                <w:color w:val="1C191A"/>
+                <w:sz w:val="18"/>
+                <w:szCs w:val="18"/>
+              </w:rPr>
+              <w:t xml:space="preserve"> + Robson no fechamento — ele grava o dia inteiro</w:t>
             </w:r>
           </w:p>
         </w:tc>
@@ -5948,13 +5988,23 @@
             </w:pPr>
             <w:r>
               <w:rPr>
-                <w:b w:val="false"/>
-                <w:bCs w:val="false"/>
-                <w:color w:val="1C191A"/>
-                <w:sz w:val="18"/>
-                <w:szCs w:val="18"/>
-              </w:rPr>
-              <w:t xml:space="preserve">última antes da aula magna · sobe o Manifesto</w:t>
+                <w:b/>
+                <w:bCs/>
+                <w:color w:val="1C191A"/>
+                <w:sz w:val="18"/>
+                <w:szCs w:val="18"/>
+              </w:rPr>
+              <w:t xml:space="preserve">Robson</w:t>
+            </w:r>
+            <w:r>
+              <w:rPr>
+                <w:b w:val="false"/>
+                <w:bCs w:val="false"/>
+                <w:color w:val="1C191A"/>
+                <w:sz w:val="18"/>
+                <w:szCs w:val="18"/>
+              </w:rPr>
+              <w:t xml:space="preserve"> — última antes da aula magna · sobe o Manifesto</w:t>
             </w:r>
           </w:p>
         </w:tc>
@@ -6031,13 +6081,23 @@
             </w:pPr>
             <w:r>
               <w:rPr>
-                <w:b w:val="false"/>
-                <w:bCs w:val="false"/>
-                <w:color w:val="1C191A"/>
-                <w:sz w:val="18"/>
-                <w:szCs w:val="18"/>
-              </w:rPr>
-              <w:t xml:space="preserve">live de carrinho aberto</w:t>
+                <w:b/>
+                <w:bCs/>
+                <w:color w:val="1C191A"/>
+                <w:sz w:val="18"/>
+                <w:szCs w:val="18"/>
+              </w:rPr>
+              <w:t xml:space="preserve">Robson</w:t>
+            </w:r>
+            <w:r>
+              <w:rPr>
+                <w:b w:val="false"/>
+                <w:bCs w:val="false"/>
+                <w:color w:val="1C191A"/>
+                <w:sz w:val="18"/>
+                <w:szCs w:val="18"/>
+              </w:rPr>
+              <w:t xml:space="preserve"> — live de carrinho aberto</w:t>
             </w:r>
           </w:p>
         </w:tc>
@@ -6126,13 +6186,23 @@
             </w:pPr>
             <w:r>
               <w:rPr>
-                <w:b w:val="false"/>
-                <w:bCs w:val="false"/>
-                <w:color w:val="1C191A"/>
-                <w:sz w:val="18"/>
-                <w:szCs w:val="18"/>
-              </w:rPr>
-              <w:t xml:space="preserve">live de reabertura</w:t>
+                <w:b/>
+                <w:bCs/>
+                <w:color w:val="1C191A"/>
+                <w:sz w:val="18"/>
+                <w:szCs w:val="18"/>
+              </w:rPr>
+              <w:t xml:space="preserve">Robson</w:t>
+            </w:r>
+            <w:r>
+              <w:rPr>
+                <w:b w:val="false"/>
+                <w:bCs w:val="false"/>
+                <w:color w:val="1C191A"/>
+                <w:sz w:val="18"/>
+                <w:szCs w:val="18"/>
+              </w:rPr>
+              <w:t xml:space="preserve"> — live de reabertura</w:t>
             </w:r>
           </w:p>
         </w:tc>
@@ -6260,6 +6330,212 @@
           <w:szCs w:val="20"/>
         </w:rPr>
         <w:t xml:space="preserve">, no mesmo horário do FLS. Seis semanas treinando a audiência a aparecer terça à noite, e a aula magna cai num compromisso que ela já tem.</w:t>
+      </w:r>
+    </w:p>
+    <w:p>
+      <w:pPr>
+        <w:pStyle w:val="Heading2"/>
+        <w:spacing w:after="140" w:before="280"/>
+      </w:pPr>
+      <w:r>
+        <w:rPr>
+          <w:b/>
+          <w:bCs/>
+          <w:color w:val="1C191A"/>
+          <w:sz w:val="24"/>
+          <w:szCs w:val="24"/>
+        </w:rPr>
+        <w:t xml:space="preserve">Duas lives com professor convidado — 13/10 e 27/10</w:t>
+      </w:r>
+    </w:p>
+    <w:p>
+      <w:pPr>
+        <w:spacing w:after="160"/>
+        <w:jc w:val="left"/>
+      </w:pPr>
+      <w:r>
+        <w:rPr>
+          <w:b/>
+          <w:bCs/>
+          <w:sz w:val="20"/>
+          <w:szCs w:val="20"/>
+        </w:rPr>
+        <w:t xml:space="preserve">Por quê:</w:t>
+      </w:r>
+      <w:r>
+        <w:rPr>
+          <w:sz w:val="20"/>
+          <w:szCs w:val="20"/>
+        </w:rPr>
+        <w:t xml:space="preserve"> o Centro tem outros professores, e </w:t>
+      </w:r>
+      <w:r>
+        <w:rPr>
+          <w:b/>
+          <w:bCs/>
+          <w:sz w:val="20"/>
+          <w:szCs w:val="20"/>
+        </w:rPr>
+        <w:t xml:space="preserve">99 pessoas já pagaram para assistir às aulas deles</w:t>
+      </w:r>
+      <w:r>
+        <w:rPr>
+          <w:sz w:val="20"/>
+          <w:szCs w:val="20"/>
+        </w:rPr>
+        <w:t xml:space="preserve"> no lançamento de Contos 2025 (era isso o Grupo VIP — ver Anexo C). É demanda validada por um ativo que não estava em lugar nenhum do plano.</w:t>
+      </w:r>
+    </w:p>
+    <w:p>
+      <w:pPr>
+        <w:spacing w:after="160"/>
+        <w:jc w:val="left"/>
+      </w:pPr>
+      <w:r>
+        <w:rPr>
+          <w:b/>
+          <w:bCs/>
+          <w:sz w:val="20"/>
+          <w:szCs w:val="20"/>
+        </w:rPr>
+        <w:t xml:space="preserve">As duas datas não foram escolhidas por gosto.</w:t>
+      </w:r>
+      <w:r>
+        <w:rPr>
+          <w:sz w:val="20"/>
+          <w:szCs w:val="20"/>
+        </w:rPr>
+        <w:t xml:space="preserve"> São exatamente os dias em que o Robson grava o dia inteiro: </w:t>
+      </w:r>
+      <w:r>
+        <w:rPr>
+          <w:b/>
+          <w:bCs/>
+          <w:sz w:val="20"/>
+          <w:szCs w:val="20"/>
+        </w:rPr>
+        <w:t xml:space="preserve">13/10</w:t>
+      </w:r>
+      <w:r>
+        <w:rPr>
+          <w:sz w:val="20"/>
+          <w:szCs w:val="20"/>
+        </w:rPr>
+        <w:t xml:space="preserve"> (sessão 1) e </w:t>
+      </w:r>
+      <w:r>
+        <w:rPr>
+          <w:b/>
+          <w:bCs/>
+          <w:sz w:val="20"/>
+          <w:szCs w:val="20"/>
+        </w:rPr>
+        <w:t xml:space="preserve">27/10</w:t>
+      </w:r>
+      <w:r>
+        <w:rPr>
+          <w:sz w:val="20"/>
+          <w:szCs w:val="20"/>
+        </w:rPr>
+        <w:t xml:space="preserve"> (sessão 2). Sem convidado, ele sai de uma diária de gravação direto para uma live de 1h30.</w:t>
+      </w:r>
+    </w:p>
+    <w:p>
+      <w:pPr>
+        <w:spacing w:after="160"/>
+        <w:jc w:val="left"/>
+      </w:pPr>
+      <w:r>
+        <w:rPr>
+          <w:b/>
+          <w:bCs/>
+          <w:sz w:val="20"/>
+          <w:szCs w:val="20"/>
+        </w:rPr>
+        <w:t xml:space="preserve">Como funciona:</w:t>
+      </w:r>
+      <w:r>
+        <w:rPr>
+          <w:sz w:val="20"/>
+          <w:szCs w:val="20"/>
+        </w:rPr>
+        <w:t xml:space="preserve"> o convidado conduz o conteúdo; </w:t>
+      </w:r>
+      <w:r>
+        <w:rPr>
+          <w:b/>
+          <w:bCs/>
+          <w:sz w:val="20"/>
+          <w:szCs w:val="20"/>
+        </w:rPr>
+        <w:t xml:space="preserve">o Robson entra nos últimos 10 a 15 minutos</w:t>
+      </w:r>
+      <w:r>
+        <w:rPr>
+          <w:sz w:val="20"/>
+          <w:szCs w:val="20"/>
+        </w:rPr>
+        <w:t xml:space="preserve"> para o gancho da Black. A captação, o grupo e o card final não mudam — muda só quem apresenta.</w:t>
+      </w:r>
+    </w:p>
+    <w:p>
+      <w:pPr>
+        <w:spacing w:after="160"/>
+        <w:jc w:val="left"/>
+      </w:pPr>
+      <w:r>
+        <w:rPr>
+          <w:b/>
+          <w:bCs/>
+          <w:sz w:val="20"/>
+          <w:szCs w:val="20"/>
+        </w:rPr>
+        <w:t xml:space="preserve">O ganho extra:</w:t>
+      </w:r>
+      <w:r>
+        <w:rPr>
+          <w:sz w:val="20"/>
+          <w:szCs w:val="20"/>
+        </w:rPr>
+        <w:t xml:space="preserve"> </w:t>
+      </w:r>
+      <w:r>
+        <w:rPr>
+          <w:i/>
+          <w:iCs/>
+          <w:sz w:val="20"/>
+          <w:szCs w:val="20"/>
+        </w:rPr>
+        <w:t xml:space="preserve">"o tema decide o comparecimento"</w:t>
+      </w:r>
+      <w:r>
+        <w:rPr>
+          <w:sz w:val="20"/>
+          <w:szCs w:val="20"/>
+        </w:rPr>
+        <w:t xml:space="preserve"> — professor convidado é pauta nova, e comparecimento é o gargalo do FLS.</w:t>
+      </w:r>
+    </w:p>
+    <w:p>
+      <w:pPr>
+        <w:spacing w:after="160"/>
+        <w:jc w:val="left"/>
+      </w:pPr>
+      <w:r>
+        <w:rPr>
+          <w:b/>
+          <w:bCs/>
+          <w:sz w:val="20"/>
+          <w:szCs w:val="20"/>
+        </w:rPr>
+        <w:t xml:space="preserve">O limite:</w:t>
+      </w:r>
+      <w:r>
+        <w:rPr>
+          <w:sz w:val="20"/>
+          <w:szCs w:val="20"/>
+        </w:rPr>
+        <w:t xml:space="preserve"> só duas das oito. A Black vende o acervo do Robson, e é a reciprocidade com ele que sustenta o pitch. As lives de abertura, do trailer, da véspera da aula magna, do carrinho e da reabertura são dele, sem exceção.</w:t>
       </w:r>
     </w:p>
     <w:p>
@@ -14847,7 +15123,7 @@
                 <w:sz w:val="18"/>
                 <w:szCs w:val="18"/>
               </w:rPr>
-              <w:t xml:space="preserve"> — 29/09, 06/10, 13/10, 20/10, 27/10, 03/11, 17/11</w:t>
+              <w:t xml:space="preserve"> — 29/09, 06/10, 20/10, 03/11, 17/11</w:t>
             </w:r>
           </w:p>
         </w:tc>
@@ -14873,7 +15149,84 @@
                 <w:sz w:val="18"/>
                 <w:szCs w:val="18"/>
               </w:rPr>
-              <w:t xml:space="preserve">FLS (7 lives)</w:t>
+              <w:t xml:space="preserve">FLS conduzido por ele (5 lives)</w:t>
+            </w:r>
+          </w:p>
+        </w:tc>
+      </w:tr>
+      <w:tr>
+        <w:trPr>
+          <w:tblHeader w:val="false"/>
+        </w:trPr>
+        <w:tc>
+          <w:tcPr>
+            <w:tcW w:type="dxa" w:w="4500"/>
+            <w:tcMar>
+              <w:top w:type="dxa" w:w="80"/>
+              <w:left w:type="dxa" w:w="120"/>
+              <w:bottom w:type="dxa" w:w="80"/>
+              <w:right w:type="dxa" w:w="120"/>
+            </w:tcMar>
+          </w:tcPr>
+          <w:p>
+            <w:pPr>
+              <w:spacing w:after="0" w:before="0"/>
+            </w:pPr>
+            <w:r>
+              <w:rPr>
+                <w:b/>
+                <w:bCs/>
+                <w:color w:val="1C191A"/>
+                <w:sz w:val="18"/>
+                <w:szCs w:val="18"/>
+              </w:rPr>
+              <w:t xml:space="preserve">Terças 20h30</w:t>
+            </w:r>
+            <w:r>
+              <w:rPr>
+                <w:b w:val="false"/>
+                <w:bCs w:val="false"/>
+                <w:color w:val="1C191A"/>
+                <w:sz w:val="18"/>
+                <w:szCs w:val="18"/>
+              </w:rPr>
+              <w:t xml:space="preserve"> — 13/10 e 27/10</w:t>
+            </w:r>
+          </w:p>
+        </w:tc>
+        <w:tc>
+          <w:tcPr>
+            <w:tcW w:type="dxa" w:w="4500"/>
+            <w:tcMar>
+              <w:top w:type="dxa" w:w="80"/>
+              <w:left w:type="dxa" w:w="120"/>
+              <w:bottom w:type="dxa" w:w="80"/>
+              <w:right w:type="dxa" w:w="120"/>
+            </w:tcMar>
+          </w:tcPr>
+          <w:p>
+            <w:pPr>
+              <w:spacing w:after="0" w:before="0"/>
+            </w:pPr>
+            <w:r>
+              <w:rPr>
+                <w:b w:val="false"/>
+                <w:bCs w:val="false"/>
+                <w:color w:val="1C191A"/>
+                <w:sz w:val="18"/>
+                <w:szCs w:val="18"/>
+              </w:rPr>
+              <w:t xml:space="preserve">FLS com convidado — </w:t>
+            </w:r>
+            <w:r>
+              <w:rPr>
+                <w:b/>
+                <w:bCs/>
+                <w:color w:val="1C191A"/>
+                <w:sz w:val="18"/>
+                <w:szCs w:val="18"/>
+              </w:rPr>
+              <w:t xml:space="preserve">Robson só nos últimos 15 min</w:t>
             </w:r>
           </w:p>
         </w:tc>
@@ -15688,7 +16041,27 @@
                 <w:sz w:val="18"/>
                 <w:szCs w:val="18"/>
               </w:rPr>
-              <w:t xml:space="preserve">Agenda do Robson · 2 sessões de gravação · coleta de depoimentos</w:t>
+              <w:t xml:space="preserve">Agenda do Robson · 2 sessões de gravação · coleta de depoimentos · </w:t>
+            </w:r>
+            <w:r>
+              <w:rPr>
+                <w:b/>
+                <w:bCs/>
+                <w:color w:val="1C191A"/>
+                <w:sz w:val="18"/>
+                <w:szCs w:val="18"/>
+              </w:rPr>
+              <w:t xml:space="preserve">convidar e briefar 2 professores do Centro</w:t>
+            </w:r>
+            <w:r>
+              <w:rPr>
+                <w:b w:val="false"/>
+                <w:bCs w:val="false"/>
+                <w:color w:val="1C191A"/>
+                <w:sz w:val="18"/>
+                <w:szCs w:val="18"/>
+              </w:rPr>
+              <w:t xml:space="preserve"> (FLS de 13/10 e 27/10)</w:t>
             </w:r>
           </w:p>
         </w:tc>
@@ -15714,7 +16087,27 @@
                 <w:sz w:val="18"/>
                 <w:szCs w:val="18"/>
               </w:rPr>
-              <w:t xml:space="preserve">gravações 13–14/10 e 26–27/10</w:t>
+              <w:t xml:space="preserve">convites até </w:t>
+            </w:r>
+            <w:r>
+              <w:rPr>
+                <w:b/>
+                <w:bCs/>
+                <w:color w:val="1C191A"/>
+                <w:sz w:val="18"/>
+                <w:szCs w:val="18"/>
+              </w:rPr>
+              <w:t xml:space="preserve">06/10</w:t>
+            </w:r>
+            <w:r>
+              <w:rPr>
+                <w:b w:val="false"/>
+                <w:bCs w:val="false"/>
+                <w:color w:val="1C191A"/>
+                <w:sz w:val="18"/>
+                <w:szCs w:val="18"/>
+              </w:rPr>
+              <w:t xml:space="preserve"> · gravações 13–14/10 e 26–27/10</w:t>
             </w:r>
           </w:p>
         </w:tc>
@@ -24129,14 +24522,14 @@
           <w:sz w:val="20"/>
           <w:szCs w:val="20"/>
         </w:rPr>
-        <w:t xml:space="preserve">O que é o Grupo VIP?</w:t>
-      </w:r>
-      <w:r>
-        <w:rPr>
-          <w:sz w:val="20"/>
-          <w:szCs w:val="20"/>
-        </w:rPr>
-        <w:t xml:space="preserve"> Produto de R$ 114 que vendeu 99 unidades em 2025 com</w:t>
+        <w:t xml:space="preserve">Quanto custava o Grupo VIP?</w:t>
+      </w:r>
+      <w:r>
+        <w:rPr>
+          <w:sz w:val="20"/>
+          <w:szCs w:val="20"/>
+        </w:rPr>
+        <w:t xml:space="preserve"> A Alexia diz R$ 29,90; o debriefing de 2025</w:t>
       </w:r>
     </w:p>
     <w:p>
@@ -24149,7 +24542,7 @@
           <w:sz w:val="20"/>
           <w:szCs w:val="20"/>
         </w:rPr>
-        <w:t xml:space="preserve">      16% de ascensão para o curso. Ninguém hoje sabe descrever o conteúdo. </w:t>
+        <w:t xml:space="preserve">      implica R$ 114 (99 vendas, R$ 11.294,12). Provavelmente o preço subiu entre       lançamentos. </w:t>
       </w:r>
       <w:r>
         <w:rPr>
@@ -24158,14 +24551,14 @@
           <w:sz w:val="20"/>
           <w:szCs w:val="20"/>
         </w:rPr>
-        <w:t xml:space="preserve">Não       trava a Black</w:t>
-      </w:r>
-      <w:r>
-        <w:rPr>
-          <w:sz w:val="20"/>
-          <w:szCs w:val="20"/>
-        </w:rPr>
-        <w:t xml:space="preserve"> — mas se for bom, vira low ticket do corredor polonês e       volta como bump</w:t>
+        <w:t xml:space="preserve">Não afeta a Black</w:t>
+      </w:r>
+      <w:r>
+        <w:rPr>
+          <w:sz w:val="20"/>
+          <w:szCs w:val="20"/>
+        </w:rPr>
+        <w:t xml:space="preserve"> — ver Anexo C</w:t>
       </w:r>
     </w:p>
     <w:p>
@@ -26969,6 +27362,839 @@
           <w:szCs w:val="20"/>
         </w:rPr>
         <w:t xml:space="preserve">Tratar a Black como um lançamento comum</w:t>
+      </w:r>
+    </w:p>
+    <w:p>
+      <w:pPr>
+        <w:pBdr>
+          <w:bottom w:val="single" w:color="D9D2D0" w:sz="4"/>
+        </w:pBdr>
+        <w:spacing w:after="160" w:before="160"/>
+      </w:pPr>
+      <w:r>
+        <w:rPr>
+          <w:sz w:val="8"/>
+          <w:szCs w:val="8"/>
+        </w:rPr>
+        <w:t xml:space="preserve"/>
+      </w:r>
+    </w:p>
+    <w:p>
+      <w:pPr>
+        <w:pStyle w:val="Heading1"/>
+        <w:spacing w:after="140" w:before="400"/>
+      </w:pPr>
+      <w:r>
+        <w:rPr>
+          <w:b/>
+          <w:bCs/>
+          <w:color w:val="7B2233"/>
+          <w:sz w:val="34"/>
+          <w:szCs w:val="34"/>
+        </w:rPr>
+        <w:t xml:space="preserve">ANEXO C — o que era o Grupo VIP</w:t>
+      </w:r>
+    </w:p>
+    <w:p>
+      <w:pPr>
+        <w:spacing w:after="160"/>
+        <w:jc w:val="left"/>
+      </w:pPr>
+      <w:r>
+        <w:rPr>
+          <w:sz w:val="20"/>
+          <w:szCs w:val="20"/>
+        </w:rPr>
+        <w:t xml:space="preserve">Registrado porque a equipe inteira tinha dúvida, e porque a resposta mudou uma decisão. Fonte: Alexia, em áudio de 24/09/2026.</w:t>
+      </w:r>
+    </w:p>
+    <w:p>
+      <w:pPr>
+        <w:pBdr>
+          <w:left w:val="single" w:color="7B2233" w:sz="12" w:space="12"/>
+        </w:pBdr>
+        <w:spacing w:after="0" w:before="120"/>
+        <w:ind w:left="360"/>
+      </w:pPr>
+      <w:r>
+        <w:rPr>
+          <w:i/>
+          <w:iCs/>
+          <w:color w:val="5F5754"/>
+          <w:sz w:val="20"/>
+          <w:szCs w:val="20"/>
+        </w:rPr>
+        <w:t xml:space="preserve">"Todos os nossos lançamentos foram gratuitos. Porém, a gente usou meio que **a</w:t>
+      </w:r>
+    </w:p>
+    <w:p>
+      <w:pPr>
+        <w:pBdr>
+          <w:left w:val="single" w:color="7B2233" w:sz="12" w:space="12"/>
+        </w:pBdr>
+        <w:spacing w:after="180" w:before="0"/>
+        <w:ind w:left="360"/>
+      </w:pPr>
+      <w:r>
+        <w:rPr>
+          <w:i/>
+          <w:iCs/>
+          <w:color w:val="5F5754"/>
+          <w:sz w:val="20"/>
+          <w:szCs w:val="20"/>
+        </w:rPr>
+        <w:t xml:space="preserve">mistura da estratégia do lançamento pago** para fazer o grupo VIP."</w:t>
+      </w:r>
+    </w:p>
+    <w:p>
+      <w:pPr>
+        <w:pBdr>
+          <w:left w:val="single" w:color="7B2233" w:sz="12" w:space="12"/>
+        </w:pBdr>
+        <w:spacing w:after="0" w:before="120"/>
+        <w:ind w:left="360"/>
+      </w:pPr>
+      <w:r>
+        <w:rPr>
+          <w:i/>
+          <w:iCs/>
+          <w:color w:val="5F5754"/>
+          <w:sz w:val="20"/>
+          <w:szCs w:val="20"/>
+        </w:rPr>
+        <w:t xml:space="preserve">"O primeiro Contos Maravilhosos a gente fez segunda, terça e quarta. […] terça</w:t>
+      </w:r>
+    </w:p>
+    <w:p>
+      <w:pPr>
+        <w:pBdr>
+          <w:left w:val="single" w:color="7B2233" w:sz="12" w:space="12"/>
+        </w:pBdr>
+        <w:spacing w:after="0" w:before="0"/>
+        <w:ind w:left="360"/>
+      </w:pPr>
+      <w:r>
+        <w:rPr>
+          <w:i/>
+          <w:iCs/>
+          <w:color w:val="5F5754"/>
+          <w:sz w:val="20"/>
+          <w:szCs w:val="20"/>
+        </w:rPr>
+        <w:t xml:space="preserve">e quarta tinha uma aula de manhã, uma à tarde e uma à noite. […] Aí envolvia</w:t>
+      </w:r>
+    </w:p>
+    <w:p>
+      <w:pPr>
+        <w:pBdr>
+          <w:left w:val="single" w:color="7B2233" w:sz="12" w:space="12"/>
+        </w:pBdr>
+        <w:spacing w:after="180" w:before="0"/>
+        <w:ind w:left="360"/>
+      </w:pPr>
+      <w:r>
+        <w:rPr>
+          <w:b/>
+          <w:bCs/>
+          <w:i/>
+          <w:iCs/>
+          <w:color w:val="5F5754"/>
+          <w:sz w:val="20"/>
+          <w:szCs w:val="20"/>
+        </w:rPr>
+        <w:t xml:space="preserve">outros professores do centro</w:t>
+      </w:r>
+      <w:r>
+        <w:rPr>
+          <w:i/>
+          <w:iCs/>
+          <w:color w:val="5F5754"/>
+          <w:sz w:val="20"/>
+          <w:szCs w:val="20"/>
+        </w:rPr>
+        <w:t xml:space="preserve">."</w:t>
+      </w:r>
+    </w:p>
+    <w:p>
+      <w:pPr>
+        <w:pBdr>
+          <w:left w:val="single" w:color="7B2233" w:sz="12" w:space="12"/>
+        </w:pBdr>
+        <w:spacing w:after="0" w:before="120"/>
+        <w:ind w:left="360"/>
+      </w:pPr>
+      <w:r>
+        <w:rPr>
+          <w:i/>
+          <w:iCs/>
+          <w:color w:val="5F5754"/>
+          <w:sz w:val="20"/>
+          <w:szCs w:val="20"/>
+        </w:rPr>
+        <w:t xml:space="preserve">"</w:t>
+      </w:r>
+      <w:r>
+        <w:rPr>
+          <w:b/>
+          <w:bCs/>
+          <w:i/>
+          <w:iCs/>
+          <w:color w:val="5F5754"/>
+          <w:sz w:val="20"/>
+          <w:szCs w:val="20"/>
+        </w:rPr>
+        <w:t xml:space="preserve">O lançamento gratuito são as aulas da noite</w:t>
+      </w:r>
+      <w:r>
+        <w:rPr>
+          <w:i/>
+          <w:iCs/>
+          <w:color w:val="5F5754"/>
+          <w:sz w:val="20"/>
+          <w:szCs w:val="20"/>
+        </w:rPr>
+        <w:t xml:space="preserve">, que são as principais, com o</w:t>
+      </w:r>
+    </w:p>
+    <w:p>
+      <w:pPr>
+        <w:pBdr>
+          <w:left w:val="single" w:color="7B2233" w:sz="12" w:space="12"/>
+        </w:pBdr>
+        <w:spacing w:after="0" w:before="0"/>
+        <w:ind w:left="360"/>
+      </w:pPr>
+      <w:r>
+        <w:rPr>
+          <w:i/>
+          <w:iCs/>
+          <w:color w:val="5F5754"/>
+          <w:sz w:val="20"/>
+          <w:szCs w:val="20"/>
+        </w:rPr>
+        <w:t xml:space="preserve">professor Robson. E as aulas que aconteceriam durante o dia, com outros</w:t>
+      </w:r>
+    </w:p>
+    <w:p>
+      <w:pPr>
+        <w:pBdr>
+          <w:left w:val="single" w:color="7B2233" w:sz="12" w:space="12"/>
+        </w:pBdr>
+        <w:spacing w:after="180" w:before="0"/>
+        <w:ind w:left="360"/>
+      </w:pPr>
+      <w:r>
+        <w:rPr>
+          <w:i/>
+          <w:iCs/>
+          <w:color w:val="5F5754"/>
+          <w:sz w:val="20"/>
+          <w:szCs w:val="20"/>
+        </w:rPr>
+        <w:t xml:space="preserve">professores — </w:t>
+      </w:r>
+      <w:r>
+        <w:rPr>
+          <w:b/>
+          <w:bCs/>
+          <w:i/>
+          <w:iCs/>
+          <w:color w:val="5F5754"/>
+          <w:sz w:val="20"/>
+          <w:szCs w:val="20"/>
+        </w:rPr>
+        <w:t xml:space="preserve">quem tivesse interesse teria que fazer parte do grupo VIP</w:t>
+      </w:r>
+      <w:r>
+        <w:rPr>
+          <w:i/>
+          <w:iCs/>
+          <w:color w:val="5F5754"/>
+          <w:sz w:val="20"/>
+          <w:szCs w:val="20"/>
+        </w:rPr>
+        <w:t xml:space="preserve">."</w:t>
+      </w:r>
+    </w:p>
+    <w:p>
+      <w:pPr>
+        <w:pBdr>
+          <w:left w:val="single" w:color="7B2233" w:sz="12" w:space="12"/>
+        </w:pBdr>
+        <w:spacing w:after="0" w:before="120"/>
+        <w:ind w:left="360"/>
+      </w:pPr>
+      <w:r>
+        <w:rPr>
+          <w:i/>
+          <w:iCs/>
+          <w:color w:val="5F5754"/>
+          <w:sz w:val="20"/>
+          <w:szCs w:val="20"/>
+        </w:rPr>
+        <w:t xml:space="preserve">"A gente mandava o link num </w:t>
+      </w:r>
+      <w:r>
+        <w:rPr>
+          <w:b/>
+          <w:bCs/>
+          <w:i/>
+          <w:iCs/>
+          <w:color w:val="5F5754"/>
+          <w:sz w:val="20"/>
+          <w:szCs w:val="20"/>
+        </w:rPr>
+        <w:t xml:space="preserve">valor simbólico de R$ 29,90</w:t>
+      </w:r>
+      <w:r>
+        <w:rPr>
+          <w:i/>
+          <w:iCs/>
+          <w:color w:val="5F5754"/>
+          <w:sz w:val="20"/>
+          <w:szCs w:val="20"/>
+        </w:rPr>
+        <w:t xml:space="preserve"> e eles teriam, além</w:t>
+      </w:r>
+    </w:p>
+    <w:p>
+      <w:pPr>
+        <w:pBdr>
+          <w:left w:val="single" w:color="7B2233" w:sz="12" w:space="12"/>
+        </w:pBdr>
+        <w:spacing w:after="0" w:before="0"/>
+        <w:ind w:left="360"/>
+      </w:pPr>
+      <w:r>
+        <w:rPr>
+          <w:i/>
+          <w:iCs/>
+          <w:color w:val="5F5754"/>
+          <w:sz w:val="20"/>
+          <w:szCs w:val="20"/>
+        </w:rPr>
+        <w:t xml:space="preserve">dessas aulas que acontecem durante o dia e a gravação delas, **acesso a uma</w:t>
+      </w:r>
+    </w:p>
+    <w:p>
+      <w:pPr>
+        <w:pBdr>
+          <w:left w:val="single" w:color="7B2233" w:sz="12" w:space="12"/>
+        </w:pBdr>
+        <w:spacing w:after="0" w:before="0"/>
+        <w:ind w:left="360"/>
+      </w:pPr>
+      <w:r>
+        <w:rPr>
+          <w:i/>
+          <w:iCs/>
+          <w:color w:val="5F5754"/>
+          <w:sz w:val="20"/>
+          <w:szCs w:val="20"/>
+        </w:rPr>
+        <w:t xml:space="preserve">condição diferenciada dos outros alunos — desconta mais** e às vezes algum</w:t>
+      </w:r>
+    </w:p>
+    <w:p>
+      <w:pPr>
+        <w:pBdr>
+          <w:left w:val="single" w:color="7B2233" w:sz="12" w:space="12"/>
+        </w:pBdr>
+        <w:spacing w:after="180" w:before="0"/>
+        <w:ind w:left="360"/>
+      </w:pPr>
+      <w:r>
+        <w:rPr>
+          <w:i/>
+          <w:iCs/>
+          <w:color w:val="5F5754"/>
+          <w:sz w:val="20"/>
+          <w:szCs w:val="20"/>
+        </w:rPr>
+        <w:t xml:space="preserve">bônus, para eles que </w:t>
+      </w:r>
+      <w:r>
+        <w:rPr>
+          <w:b/>
+          <w:bCs/>
+          <w:i/>
+          <w:iCs/>
+          <w:color w:val="5F5754"/>
+          <w:sz w:val="20"/>
+          <w:szCs w:val="20"/>
+        </w:rPr>
+        <w:t xml:space="preserve">se anteciparam no interesse</w:t>
+      </w:r>
+      <w:r>
+        <w:rPr>
+          <w:i/>
+          <w:iCs/>
+          <w:color w:val="5F5754"/>
+          <w:sz w:val="20"/>
+          <w:szCs w:val="20"/>
+        </w:rPr>
+        <w:t xml:space="preserve">."</w:t>
+      </w:r>
+    </w:p>
+    <w:p>
+      <w:pPr>
+        <w:spacing w:after="160"/>
+        <w:jc w:val="left"/>
+      </w:pPr>
+      <w:r>
+        <w:rPr>
+          <w:b/>
+          <w:bCs/>
+          <w:sz w:val="20"/>
+          <w:szCs w:val="20"/>
+        </w:rPr>
+        <w:t xml:space="preserve">Portanto: é ingresso de lançamento pago.</w:t>
+      </w:r>
+      <w:r>
+        <w:rPr>
+          <w:sz w:val="20"/>
+          <w:szCs w:val="20"/>
+        </w:rPr>
+        <w:t xml:space="preserve"> Não é curso nem acompanhamento.</w:t>
+      </w:r>
+    </w:p>
+    <w:p>
+      <w:pPr>
+        <w:pStyle w:val="Heading1"/>
+        <w:spacing w:after="140" w:before="400"/>
+      </w:pPr>
+      <w:r>
+        <w:rPr>
+          <w:b/>
+          <w:bCs/>
+          <w:color w:val="7B2233"/>
+          <w:sz w:val="28"/>
+          <w:szCs w:val="28"/>
+        </w:rPr>
+        <w:t xml:space="preserve">O que isso resolve</w:t>
+      </w:r>
+    </w:p>
+    <w:p>
+      <w:pPr>
+        <w:spacing w:after="160"/>
+        <w:jc w:val="left"/>
+      </w:pPr>
+      <w:r>
+        <w:rPr>
+          <w:b/>
+          <w:bCs/>
+          <w:sz w:val="20"/>
+          <w:szCs w:val="20"/>
+        </w:rPr>
+        <w:t xml:space="preserve">1. Os 99 compradores de VIP são alunos e levam R$ 697.</w:t>
+      </w:r>
+      <w:r>
+        <w:rPr>
+          <w:sz w:val="20"/>
+          <w:szCs w:val="20"/>
+        </w:rPr>
+        <w:t xml:space="preserve"> Regra literal do Leandro: </w:t>
+      </w:r>
+      <w:r>
+        <w:rPr>
+          <w:i/>
+          <w:iCs/>
+          <w:sz w:val="20"/>
+          <w:szCs w:val="20"/>
+        </w:rPr>
+        <w:t xml:space="preserve">"entra nesse bolo ingressos vendidos de lançamento pago. Pra todo mundo que comprou um ingresso de um lançamento pago meu, o cara ficou durante oito horas tendo tempo de tela comigo. Como que eu vou deixar esse cara de fora?"</w:t>
+      </w:r>
+    </w:p>
+    <w:p>
+      <w:pPr>
+        <w:spacing w:after="160"/>
+        <w:jc w:val="left"/>
+      </w:pPr>
+      <w:r>
+        <w:rPr>
+          <w:b/>
+          <w:bCs/>
+          <w:sz w:val="20"/>
+          <w:szCs w:val="20"/>
+        </w:rPr>
+        <w:t xml:space="preserve">2. Por que o VIP NÃO entra nesta Black.</w:t>
+      </w:r>
+      <w:r>
+        <w:rPr>
+          <w:sz w:val="20"/>
+          <w:szCs w:val="20"/>
+        </w:rPr>
+        <w:t xml:space="preserve"> Vender um ingresso barato que dá "condição diferenciada" seria vender desconto:</w:t>
+      </w:r>
+    </w:p>
+    <w:tbl>
+      <w:tblPr>
+        <w:tblW w:type="dxa" w:w="9000"/>
+        <w:tblBorders>
+          <w:top w:val="single" w:color="D9D2D0" w:sz="4"/>
+          <w:left w:val="single" w:color="D9D2D0" w:sz="4"/>
+          <w:bottom w:val="single" w:color="D9D2D0" w:sz="4"/>
+          <w:right w:val="single" w:color="D9D2D0" w:sz="4"/>
+          <w:insideH w:val="single" w:color="D9D2D0" w:sz="4"/>
+          <w:insideV w:val="single" w:color="D9D2D0" w:sz="4"/>
+        </w:tblBorders>
+      </w:tblPr>
+      <w:tblGrid>
+        <w:gridCol w:w="4500"/>
+        <w:gridCol w:w="4500"/>
+      </w:tblGrid>
+      <w:tr>
+        <w:trPr>
+          <w:tblHeader/>
+        </w:trPr>
+        <w:tc>
+          <w:tcPr>
+            <w:tcW w:type="dxa" w:w="4500"/>
+            <w:shd w:fill="F6EDEE" w:color="auto" w:val="clear"/>
+            <w:tcMar>
+              <w:top w:type="dxa" w:w="80"/>
+              <w:left w:type="dxa" w:w="120"/>
+              <w:bottom w:type="dxa" w:w="80"/>
+              <w:right w:type="dxa" w:w="120"/>
+            </w:tcMar>
+          </w:tcPr>
+          <w:p>
+            <w:pPr>
+              <w:spacing w:after="0" w:before="0"/>
+            </w:pPr>
+            <w:r>
+              <w:rPr>
+                <w:b/>
+                <w:bCs/>
+                <w:color w:val="7B2233"/>
+                <w:sz w:val="18"/>
+                <w:szCs w:val="18"/>
+              </w:rPr>
+              <w:t xml:space="preserve"/>
+            </w:r>
+          </w:p>
+        </w:tc>
+        <w:tc>
+          <w:tcPr>
+            <w:tcW w:type="dxa" w:w="4500"/>
+            <w:shd w:fill="F6EDEE" w:color="auto" w:val="clear"/>
+            <w:tcMar>
+              <w:top w:type="dxa" w:w="80"/>
+              <w:left w:type="dxa" w:w="120"/>
+              <w:bottom w:type="dxa" w:w="80"/>
+              <w:right w:type="dxa" w:w="120"/>
+            </w:tcMar>
+          </w:tcPr>
+          <w:p>
+            <w:pPr>
+              <w:spacing w:after="0" w:before="0"/>
+            </w:pPr>
+            <w:r>
+              <w:rPr>
+                <w:b/>
+                <w:bCs/>
+                <w:color w:val="7B2233"/>
+                <w:sz w:val="18"/>
+                <w:szCs w:val="18"/>
+              </w:rPr>
+              <w:t xml:space="preserve"/>
+            </w:r>
+          </w:p>
+        </w:tc>
+      </w:tr>
+      <w:tr>
+        <w:trPr>
+          <w:tblHeader w:val="false"/>
+        </w:trPr>
+        <w:tc>
+          <w:tcPr>
+            <w:tcW w:type="dxa" w:w="4500"/>
+            <w:tcMar>
+              <w:top w:type="dxa" w:w="80"/>
+              <w:left w:type="dxa" w:w="120"/>
+              <w:bottom w:type="dxa" w:w="80"/>
+              <w:right w:type="dxa" w:w="120"/>
+            </w:tcMar>
+          </w:tcPr>
+          <w:p>
+            <w:pPr>
+              <w:spacing w:after="0" w:before="0"/>
+            </w:pPr>
+            <w:r>
+              <w:rPr>
+                <w:b w:val="false"/>
+                <w:bCs w:val="false"/>
+                <w:color w:val="1C191A"/>
+                <w:sz w:val="18"/>
+                <w:szCs w:val="18"/>
+              </w:rPr>
+              <w:t xml:space="preserve">Não aluno paga</w:t>
+            </w:r>
+          </w:p>
+        </w:tc>
+        <w:tc>
+          <w:tcPr>
+            <w:tcW w:type="dxa" w:w="4500"/>
+            <w:tcMar>
+              <w:top w:type="dxa" w:w="80"/>
+              <w:left w:type="dxa" w:w="120"/>
+              <w:bottom w:type="dxa" w:w="80"/>
+              <w:right w:type="dxa" w:w="120"/>
+            </w:tcMar>
+          </w:tcPr>
+          <w:p>
+            <w:pPr>
+              <w:spacing w:after="0" w:before="0"/>
+            </w:pPr>
+            <w:r>
+              <w:rPr>
+                <w:b w:val="false"/>
+                <w:bCs w:val="false"/>
+                <w:color w:val="1C191A"/>
+                <w:sz w:val="18"/>
+                <w:szCs w:val="18"/>
+              </w:rPr>
+              <w:t xml:space="preserve">R$ 997</w:t>
+            </w:r>
+          </w:p>
+        </w:tc>
+      </w:tr>
+      <w:tr>
+        <w:trPr>
+          <w:tblHeader w:val="false"/>
+        </w:trPr>
+        <w:tc>
+          <w:tcPr>
+            <w:tcW w:type="dxa" w:w="4500"/>
+            <w:tcMar>
+              <w:top w:type="dxa" w:w="80"/>
+              <w:left w:type="dxa" w:w="120"/>
+              <w:bottom w:type="dxa" w:w="80"/>
+              <w:right w:type="dxa" w:w="120"/>
+            </w:tcMar>
+          </w:tcPr>
+          <w:p>
+            <w:pPr>
+              <w:spacing w:after="0" w:before="0"/>
+            </w:pPr>
+            <w:r>
+              <w:rPr>
+                <w:b w:val="false"/>
+                <w:bCs w:val="false"/>
+                <w:color w:val="1C191A"/>
+                <w:sz w:val="18"/>
+                <w:szCs w:val="18"/>
+              </w:rPr>
+              <w:t xml:space="preserve">Não aluno que compra o VIP e vira aluno</w:t>
+            </w:r>
+          </w:p>
+        </w:tc>
+        <w:tc>
+          <w:tcPr>
+            <w:tcW w:type="dxa" w:w="4500"/>
+            <w:tcMar>
+              <w:top w:type="dxa" w:w="80"/>
+              <w:left w:type="dxa" w:w="120"/>
+              <w:bottom w:type="dxa" w:w="80"/>
+              <w:right w:type="dxa" w:w="120"/>
+            </w:tcMar>
+          </w:tcPr>
+          <w:p>
+            <w:pPr>
+              <w:spacing w:after="0" w:before="0"/>
+            </w:pPr>
+            <w:r>
+              <w:rPr>
+                <w:b w:val="false"/>
+                <w:bCs w:val="false"/>
+                <w:color w:val="1C191A"/>
+                <w:sz w:val="18"/>
+                <w:szCs w:val="18"/>
+              </w:rPr>
+              <w:t xml:space="preserve">R$ 29,90 + R$ 697 = R$ 726,90</w:t>
+            </w:r>
+          </w:p>
+        </w:tc>
+      </w:tr>
+      <w:tr>
+        <w:trPr>
+          <w:tblHeader w:val="false"/>
+        </w:trPr>
+        <w:tc>
+          <w:tcPr>
+            <w:tcW w:type="dxa" w:w="4500"/>
+            <w:tcMar>
+              <w:top w:type="dxa" w:w="80"/>
+              <w:left w:type="dxa" w:w="120"/>
+              <w:bottom w:type="dxa" w:w="80"/>
+              <w:right w:type="dxa" w:w="120"/>
+            </w:tcMar>
+          </w:tcPr>
+          <w:p>
+            <w:pPr>
+              <w:spacing w:after="0" w:before="0"/>
+            </w:pPr>
+            <w:r>
+              <w:rPr>
+                <w:b/>
+                <w:bCs/>
+                <w:color w:val="1C191A"/>
+                <w:sz w:val="18"/>
+                <w:szCs w:val="18"/>
+              </w:rPr>
+              <w:t xml:space="preserve">Perda por venda</w:t>
+            </w:r>
+          </w:p>
+        </w:tc>
+        <w:tc>
+          <w:tcPr>
+            <w:tcW w:type="dxa" w:w="4500"/>
+            <w:tcMar>
+              <w:top w:type="dxa" w:w="80"/>
+              <w:left w:type="dxa" w:w="120"/>
+              <w:bottom w:type="dxa" w:w="80"/>
+              <w:right w:type="dxa" w:w="120"/>
+            </w:tcMar>
+          </w:tcPr>
+          <w:p>
+            <w:pPr>
+              <w:spacing w:after="0" w:before="0"/>
+            </w:pPr>
+            <w:r>
+              <w:rPr>
+                <w:b/>
+                <w:bCs/>
+                <w:color w:val="1C191A"/>
+                <w:sz w:val="18"/>
+                <w:szCs w:val="18"/>
+              </w:rPr>
+              <w:t xml:space="preserve">R$ 270</w:t>
+            </w:r>
+          </w:p>
+        </w:tc>
+      </w:tr>
+    </w:tbl>
+    <w:p>
+      <w:pPr>
+        <w:spacing w:after="200"/>
+      </w:pPr>
+      <w:r>
+        <w:rPr>
+          <w:sz w:val="8"/>
+          <w:szCs w:val="8"/>
+        </w:rPr>
+        <w:t xml:space="preserve"/>
+      </w:r>
+    </w:p>
+    <w:p>
+      <w:pPr>
+        <w:spacing w:after="160"/>
+        <w:jc w:val="left"/>
+      </w:pPr>
+      <w:r>
+        <w:rPr>
+          <w:sz w:val="20"/>
+          <w:szCs w:val="20"/>
+        </w:rPr>
+        <w:t xml:space="preserve">No cenário base, 100 vendas, são </w:t>
+      </w:r>
+      <w:r>
+        <w:rPr>
+          <w:b/>
+          <w:bCs/>
+          <w:sz w:val="20"/>
+          <w:szCs w:val="20"/>
+        </w:rPr>
+        <w:t xml:space="preserve">R$ 27 mil a menos</w:t>
+      </w:r>
+      <w:r>
+        <w:rPr>
+          <w:sz w:val="20"/>
+          <w:szCs w:val="20"/>
+        </w:rPr>
+        <w:t xml:space="preserve">. Mesmo a R$ 114 a perda é de R$ 18,6 mil. E estruturalmente: o VIP dava acesso a </w:t>
+      </w:r>
+      <w:r>
+        <w:rPr>
+          <w:b/>
+          <w:bCs/>
+          <w:sz w:val="20"/>
+          <w:szCs w:val="20"/>
+        </w:rPr>
+        <w:t xml:space="preserve">conteúdo extra durante um evento gratuito de 3 dias</w:t>
+      </w:r>
+      <w:r>
+        <w:rPr>
+          <w:sz w:val="20"/>
+          <w:szCs w:val="20"/>
+        </w:rPr>
+        <w:t xml:space="preserve">. A Black não tem evento de conteúdo — tem um pitch, e cobrar ingresso para assistir a pitch derruba o comparecimento do dia em que acontecem 70% das vendas.</w:t>
+      </w:r>
+    </w:p>
+    <w:p>
+      <w:pPr>
+        <w:spacing w:after="160"/>
+        <w:jc w:val="left"/>
+      </w:pPr>
+      <w:r>
+        <w:rPr>
+          <w:b/>
+          <w:bCs/>
+          <w:sz w:val="20"/>
+          <w:szCs w:val="20"/>
+        </w:rPr>
+        <w:t xml:space="preserve">A Black já é o Grupo VIP, em escala maior:</w:t>
+      </w:r>
+      <w:r>
+        <w:rPr>
+          <w:sz w:val="20"/>
+          <w:szCs w:val="20"/>
+        </w:rPr>
+        <w:t xml:space="preserve"> "condição diferenciada para quem se antecipou no interesse" é exatamente o R$ 697 do aluno.</w:t>
+      </w:r>
+    </w:p>
+    <w:p>
+      <w:pPr>
+        <w:spacing w:after="160"/>
+        <w:jc w:val="left"/>
+      </w:pPr>
+      <w:r>
+        <w:rPr>
+          <w:b/>
+          <w:bCs/>
+          <w:sz w:val="20"/>
+          <w:szCs w:val="20"/>
+        </w:rPr>
+        <w:t xml:space="preserve">3. O que aproveitamos:</w:t>
+      </w:r>
+      <w:r>
+        <w:rPr>
+          <w:sz w:val="20"/>
+          <w:szCs w:val="20"/>
+        </w:rPr>
+        <w:t xml:space="preserve"> os outros professores do Centro, nas lives de 13/10 e 27/10 (ver 4.2).</w:t>
+      </w:r>
+    </w:p>
+    <w:p>
+      <w:pPr>
+        <w:spacing w:after="160"/>
+        <w:jc w:val="left"/>
+      </w:pPr>
+      <w:r>
+        <w:rPr>
+          <w:b/>
+          <w:bCs/>
+          <w:sz w:val="20"/>
+          <w:szCs w:val="20"/>
+        </w:rPr>
+        <w:t xml:space="preserve">4. Guardar para 2027:</w:t>
+      </w:r>
+      <w:r>
+        <w:rPr>
+          <w:sz w:val="20"/>
+          <w:szCs w:val="20"/>
+        </w:rPr>
+        <w:t xml:space="preserve"> o modelo do VIP funciona no próximo lançamento gratuito — noites com o Robson de graça, dia com os outros professores pago.</w:t>
       </w:r>
     </w:p>
     <w:sectPr>
